--- a/notes/Project structure notes.docx
+++ b/notes/Project structure notes.docx
@@ -3,932 +3,652 @@
 <w:document xmlns:wpc="http://schemas.microsoft.com/office/word/2010/wordprocessingCanvas" xmlns:cx="http://schemas.microsoft.com/office/drawing/2014/chartex" xmlns:cx1="http://schemas.microsoft.com/office/drawing/2015/9/8/chartex" xmlns:cx2="http://schemas.microsoft.com/office/drawing/2015/10/21/chartex" xmlns:cx3="http://schemas.microsoft.com/office/drawing/2016/5/9/chartex" xmlns:cx4="http://schemas.microsoft.com/office/drawing/2016/5/10/chartex" xmlns:cx5="http://schemas.microsoft.com/office/drawing/2016/5/11/chartex" xmlns:cx6="http://schemas.microsoft.com/office/drawing/2016/5/12/chartex" xmlns:cx7="http://schemas.microsoft.com/office/drawing/2016/5/13/chartex" xmlns:cx8="http://schemas.microsoft.com/office/drawing/2016/5/14/chartex" xmlns:mc="http://schemas.openxmlformats.org/markup-compatibility/2006" xmlns:aink="http://schemas.microsoft.com/office/drawing/2016/ink" xmlns:am3d="http://schemas.microsoft.com/office/drawing/2017/model3d" xmlns:o="urn:schemas-microsoft-com:office:office" xmlns:oel="http://schemas.microsoft.com/office/2019/extlst" xmlns:r="http://schemas.openxmlformats.org/officeDocument/2006/relationships" xmlns:m="http://schemas.openxmlformats.org/officeDocument/2006/math" xmlns:v="urn:schemas-microsoft-com:vml" xmlns:wp14="http://schemas.microsoft.com/office/word/2010/wordprocessingDrawing" xmlns:wp="http://schemas.openxmlformats.org/drawingml/2006/wordprocessingDrawing" xmlns:w10="urn:schemas-microsoft-com:office:word" xmlns:w="http://schemas.openxmlformats.org/wordprocessingml/2006/main" xmlns:w14="http://schemas.microsoft.com/office/word/2010/wordml" xmlns:w15="http://schemas.microsoft.com/office/word/2012/wordml" xmlns:w16cex="http://schemas.microsoft.com/office/word/2018/wordml/cex" xmlns:w16cid="http://schemas.microsoft.com/office/word/2016/wordml/cid" xmlns:w16="http://schemas.microsoft.com/office/word/2018/wordml" xmlns:w16du="http://schemas.microsoft.com/office/word/2023/wordml/word16du" xmlns:w16sdtdh="http://schemas.microsoft.com/office/word/2020/wordml/sdtdatahash" xmlns:w16sdtfl="http://schemas.microsoft.com/office/word/2024/wordml/sdtformatlock" xmlns:w16se="http://schemas.microsoft.com/office/word/2015/wordml/symex" xmlns:wpg="http://schemas.microsoft.com/office/word/2010/wordprocessingGroup" xmlns:wpi="http://schemas.microsoft.com/office/word/2010/wordprocessingInk" xmlns:wne="http://schemas.microsoft.com/office/word/2006/wordml" xmlns:wps="http://schemas.microsoft.com/office/word/2010/wordprocessingShape" mc:Ignorable="w14 w15 w16se w16cid w16 w16cex w16sdtdh w16sdtfl w16du wp14">
   <w:body>
     <w:p>
-      <w:pPr>
-        <w:spacing w:after="0" w:line="240" w:lineRule="auto"/>
+      <w:r>
+        <w:t>Main</w:t>
+      </w:r>
+      <w:r>
+        <w:t xml:space="preserve"> Screen</w:t>
+      </w:r>
+    </w:p>
+    <w:p>
+      <w:pPr>
+        <w:pStyle w:val="ListParagraph"/>
+        <w:numPr>
+          <w:ilvl w:val="0"/>
+          <w:numId w:val="2"/>
+        </w:numPr>
+      </w:pPr>
+      <w:r>
+        <w:t>Login</w:t>
+      </w:r>
+      <w:r>
+        <w:t xml:space="preserve"> button</w:t>
+      </w:r>
+    </w:p>
+    <w:p>
+      <w:pPr>
+        <w:pStyle w:val="ListParagraph"/>
+        <w:numPr>
+          <w:ilvl w:val="1"/>
+          <w:numId w:val="2"/>
+        </w:numPr>
+      </w:pPr>
+      <w:r>
+        <w:t>User ID and Password Entry</w:t>
+      </w:r>
+    </w:p>
+    <w:p>
+      <w:pPr>
+        <w:pStyle w:val="ListParagraph"/>
+        <w:ind w:left="1440"/>
+      </w:pPr>
+      <w:r>
+        <w:rPr>
+          <w:i/>
+          <w:iCs/>
+        </w:rPr>
+        <w:t>Get input</w:t>
+      </w:r>
+    </w:p>
+    <w:p>
+      <w:pPr>
+        <w:pStyle w:val="ListParagraph"/>
+        <w:numPr>
+          <w:ilvl w:val="1"/>
+          <w:numId w:val="2"/>
+        </w:numPr>
+      </w:pPr>
+      <w:r>
+        <w:t>Login as Admin button</w:t>
+      </w:r>
+    </w:p>
+    <w:p>
+      <w:pPr>
+        <w:pStyle w:val="ListParagraph"/>
+        <w:ind w:left="1440"/>
+      </w:pPr>
+      <w:r>
+        <w:rPr>
+          <w:i/>
+          <w:iCs/>
+        </w:rPr>
+        <w:t>Validate input</w:t>
+      </w:r>
+    </w:p>
+    <w:p>
+      <w:pPr>
+        <w:pStyle w:val="ListParagraph"/>
+        <w:numPr>
+          <w:ilvl w:val="2"/>
+          <w:numId w:val="2"/>
+        </w:numPr>
+      </w:pPr>
+      <w:r>
+        <w:t>Access to Admin options</w:t>
+      </w:r>
+    </w:p>
+    <w:p>
+      <w:pPr>
+        <w:pStyle w:val="ListParagraph"/>
+        <w:ind w:left="2160"/>
+      </w:pPr>
+      <w:r>
+        <w:rPr>
+          <w:i/>
+          <w:iCs/>
+        </w:rPr>
+        <w:t>If input is validated, move to Admin main screen</w:t>
+      </w:r>
+    </w:p>
+    <w:p>
+      <w:pPr>
+        <w:pStyle w:val="ListParagraph"/>
+        <w:numPr>
+          <w:ilvl w:val="1"/>
+          <w:numId w:val="2"/>
+        </w:numPr>
+      </w:pPr>
+      <w:r>
+        <w:t>Login as Employee button</w:t>
+      </w:r>
+    </w:p>
+    <w:p>
+      <w:pPr>
+        <w:pStyle w:val="ListParagraph"/>
+        <w:ind w:left="1440"/>
+        <w:rPr>
+          <w:i/>
+          <w:iCs/>
+        </w:rPr>
+      </w:pPr>
+      <w:r>
+        <w:rPr>
+          <w:i/>
+          <w:iCs/>
+        </w:rPr>
+        <w:t>Validate input</w:t>
+      </w:r>
+    </w:p>
+    <w:p>
+      <w:pPr>
+        <w:pStyle w:val="ListParagraph"/>
+        <w:numPr>
+          <w:ilvl w:val="2"/>
+          <w:numId w:val="2"/>
+        </w:numPr>
+      </w:pPr>
+      <w:r>
+        <w:t>Access to Employee options</w:t>
+      </w:r>
+    </w:p>
+    <w:p>
+      <w:pPr>
+        <w:pStyle w:val="ListParagraph"/>
+        <w:ind w:left="2160"/>
+        <w:rPr>
+          <w:i/>
+          <w:iCs/>
+        </w:rPr>
+      </w:pPr>
+      <w:r>
+        <w:rPr>
+          <w:i/>
+          <w:iCs/>
+        </w:rPr>
+        <w:t>If input is validated, move to Employee main screen</w:t>
+      </w:r>
+    </w:p>
+    <w:p>
+      <w:pPr>
+        <w:pStyle w:val="ListParagraph"/>
+        <w:numPr>
+          <w:ilvl w:val="0"/>
+          <w:numId w:val="2"/>
+        </w:numPr>
+      </w:pPr>
+      <w:r>
+        <w:t>Exit button</w:t>
+      </w:r>
+    </w:p>
+    <w:p>
+      <w:pPr>
+        <w:pStyle w:val="ListParagraph"/>
+        <w:rPr>
+          <w:i/>
+          <w:iCs/>
+        </w:rPr>
+      </w:pPr>
+      <w:r>
+        <w:rPr>
+          <w:i/>
+          <w:iCs/>
+        </w:rPr>
+        <w:t>Terminate program</w:t>
+      </w:r>
+    </w:p>
+    <w:p>
+      <w:r>
+        <w:t xml:space="preserve">Admin </w:t>
+      </w:r>
+      <w:r>
+        <w:t>main screen</w:t>
+      </w:r>
+    </w:p>
+    <w:p>
+      <w:pPr>
+        <w:pStyle w:val="ListParagraph"/>
+        <w:numPr>
+          <w:ilvl w:val="0"/>
+          <w:numId w:val="2"/>
+        </w:numPr>
         <w:rPr>
           <w:b/>
           <w:bCs/>
         </w:rPr>
       </w:pPr>
       <w:r>
+        <w:t>Access employee information</w:t>
+      </w:r>
+    </w:p>
+    <w:p>
+      <w:pPr>
+        <w:pStyle w:val="ListParagraph"/>
         <w:rPr>
           <w:b/>
           <w:bCs/>
-        </w:rPr>
-        <w:t>Company class</w:t>
-      </w:r>
-    </w:p>
-    <w:p>
-      <w:pPr>
-        <w:pStyle w:val="ListParagraph"/>
-        <w:numPr>
-          <w:ilvl w:val="0"/>
-          <w:numId w:val="1"/>
-        </w:numPr>
-        <w:spacing w:after="0" w:line="240" w:lineRule="auto"/>
-      </w:pPr>
-      <w:r>
-        <w:t>Array</w:t>
-      </w:r>
-      <w:r>
-        <w:t>List</w:t>
-      </w:r>
-      <w:r>
-        <w:t xml:space="preserve"> of employees</w:t>
-      </w:r>
-    </w:p>
-    <w:p>
-      <w:pPr>
-        <w:pStyle w:val="ListParagraph"/>
-        <w:numPr>
-          <w:ilvl w:val="0"/>
-          <w:numId w:val="1"/>
-        </w:numPr>
-        <w:spacing w:after="0" w:line="240" w:lineRule="auto"/>
-      </w:pPr>
-      <w:r>
-        <w:t>Array</w:t>
-      </w:r>
-      <w:r>
-        <w:t>List</w:t>
-      </w:r>
-      <w:r>
-        <w:t xml:space="preserve"> of time clock entries</w:t>
-      </w:r>
-    </w:p>
-    <w:p>
-      <w:pPr>
-        <w:pStyle w:val="ListParagraph"/>
-        <w:numPr>
-          <w:ilvl w:val="0"/>
-          <w:numId w:val="1"/>
-        </w:numPr>
-        <w:spacing w:after="0" w:line="240" w:lineRule="auto"/>
-      </w:pPr>
-      <w:r>
-        <w:t>Array</w:t>
-      </w:r>
-      <w:r>
-        <w:t>List</w:t>
-      </w:r>
-      <w:r>
-        <w:t xml:space="preserve"> of payroll processed</w:t>
-      </w:r>
-    </w:p>
-    <w:p>
-      <w:pPr>
-        <w:pStyle w:val="ListParagraph"/>
-        <w:numPr>
-          <w:ilvl w:val="0"/>
-          <w:numId w:val="1"/>
-        </w:numPr>
-        <w:spacing w:after="0" w:line="240" w:lineRule="auto"/>
-      </w:pPr>
-      <w:r>
-        <w:t>Login function</w:t>
-      </w:r>
-    </w:p>
-    <w:p>
-      <w:pPr>
-        <w:pStyle w:val="ListParagraph"/>
-        <w:numPr>
-          <w:ilvl w:val="0"/>
-          <w:numId w:val="1"/>
-        </w:numPr>
-        <w:spacing w:after="0" w:line="240" w:lineRule="auto"/>
-      </w:pPr>
-      <w:r>
-        <w:t>Add employee function</w:t>
-      </w:r>
-    </w:p>
-    <w:p>
-      <w:pPr>
-        <w:pStyle w:val="ListParagraph"/>
-        <w:numPr>
-          <w:ilvl w:val="0"/>
-          <w:numId w:val="1"/>
-        </w:numPr>
-        <w:spacing w:after="0" w:line="240" w:lineRule="auto"/>
-      </w:pPr>
-      <w:r>
-        <w:t>Edit employee function</w:t>
-      </w:r>
-    </w:p>
-    <w:p>
-      <w:pPr>
-        <w:pStyle w:val="ListParagraph"/>
-        <w:numPr>
-          <w:ilvl w:val="0"/>
-          <w:numId w:val="1"/>
-        </w:numPr>
-        <w:spacing w:after="0" w:line="240" w:lineRule="auto"/>
-      </w:pPr>
-      <w:r>
-        <w:t>Edit pay function</w:t>
-      </w:r>
-    </w:p>
-    <w:p>
-      <w:pPr>
-        <w:pStyle w:val="ListParagraph"/>
-        <w:numPr>
-          <w:ilvl w:val="0"/>
-          <w:numId w:val="1"/>
-        </w:numPr>
-        <w:spacing w:after="0" w:line="240" w:lineRule="auto"/>
-      </w:pPr>
-      <w:r>
-        <w:t>Process payroll function</w:t>
-      </w:r>
-    </w:p>
-    <w:p>
-      <w:pPr>
-        <w:spacing w:after="0" w:line="240" w:lineRule="auto"/>
-      </w:pPr>
-    </w:p>
-    <w:p>
-      <w:pPr>
-        <w:spacing w:after="0" w:line="240" w:lineRule="auto"/>
+          <w:i/>
+          <w:iCs/>
+        </w:rPr>
+      </w:pPr>
+      <w:r>
+        <w:rPr>
+          <w:i/>
+          <w:iCs/>
+        </w:rPr>
+        <w:t>Open employee information options screen</w:t>
+      </w:r>
+    </w:p>
+    <w:p>
+      <w:pPr>
+        <w:pStyle w:val="ListParagraph"/>
+        <w:numPr>
+          <w:ilvl w:val="1"/>
+          <w:numId w:val="2"/>
+        </w:numPr>
         <w:rPr>
           <w:b/>
           <w:bCs/>
         </w:rPr>
       </w:pPr>
       <w:r>
+        <w:t>View all employees</w:t>
+      </w:r>
+      <w:r>
+        <w:t xml:space="preserve"> report</w:t>
+      </w:r>
+    </w:p>
+    <w:p>
+      <w:pPr>
+        <w:pStyle w:val="ListParagraph"/>
+        <w:ind w:left="1440"/>
         <w:rPr>
           <w:b/>
           <w:bCs/>
-        </w:rPr>
-        <w:t>Employee class</w:t>
-      </w:r>
-    </w:p>
-    <w:p>
-      <w:pPr>
-        <w:spacing w:after="0" w:line="240" w:lineRule="auto"/>
-      </w:pPr>
-      <w:r>
-        <w:t>protected members</w:t>
-      </w:r>
-    </w:p>
-    <w:p>
-      <w:pPr>
-        <w:pStyle w:val="ListParagraph"/>
-        <w:numPr>
-          <w:ilvl w:val="0"/>
-          <w:numId w:val="1"/>
-        </w:numPr>
-        <w:spacing w:after="0" w:line="240" w:lineRule="auto"/>
-      </w:pPr>
-      <w:r>
-        <w:t>Employee demographic info</w:t>
-      </w:r>
-    </w:p>
-    <w:p>
-      <w:pPr>
-        <w:pStyle w:val="ListParagraph"/>
-        <w:numPr>
-          <w:ilvl w:val="0"/>
-          <w:numId w:val="1"/>
-        </w:numPr>
-        <w:spacing w:after="0" w:line="240" w:lineRule="auto"/>
-      </w:pPr>
-      <w:r>
-        <w:t>Employee pay info</w:t>
-      </w:r>
-    </w:p>
-    <w:p>
-      <w:pPr>
-        <w:pStyle w:val="ListParagraph"/>
-        <w:numPr>
-          <w:ilvl w:val="0"/>
-          <w:numId w:val="1"/>
-        </w:numPr>
-        <w:spacing w:after="0" w:line="240" w:lineRule="auto"/>
-      </w:pPr>
-      <w:r>
-        <w:t>Employee system login info</w:t>
-      </w:r>
-    </w:p>
-    <w:p>
-      <w:pPr>
-        <w:pStyle w:val="ListParagraph"/>
-        <w:numPr>
-          <w:ilvl w:val="0"/>
-          <w:numId w:val="1"/>
-        </w:numPr>
-        <w:spacing w:after="0" w:line="240" w:lineRule="auto"/>
-      </w:pPr>
-      <w:r>
-        <w:t>Array of paychecks issued</w:t>
-      </w:r>
-    </w:p>
-    <w:p>
-      <w:pPr>
-        <w:spacing w:after="0" w:line="240" w:lineRule="auto"/>
-      </w:pPr>
-    </w:p>
-    <w:p>
-      <w:pPr>
-        <w:spacing w:after="0" w:line="240" w:lineRule="auto"/>
-      </w:pPr>
-      <w:r>
-        <w:t>Public members</w:t>
-      </w:r>
-    </w:p>
-    <w:p>
-      <w:pPr>
-        <w:pStyle w:val="ListParagraph"/>
-        <w:numPr>
-          <w:ilvl w:val="0"/>
-          <w:numId w:val="1"/>
-        </w:numPr>
-        <w:spacing w:after="0" w:line="240" w:lineRule="auto"/>
-      </w:pPr>
-      <w:r>
-        <w:t>Default creator function</w:t>
-      </w:r>
-    </w:p>
-    <w:p>
-      <w:pPr>
-        <w:pStyle w:val="ListParagraph"/>
-        <w:numPr>
-          <w:ilvl w:val="0"/>
-          <w:numId w:val="1"/>
-        </w:numPr>
-        <w:spacing w:after="0" w:line="240" w:lineRule="auto"/>
-      </w:pPr>
-      <w:r>
-        <w:t>Setter functions for all employee demographic and pay info</w:t>
-      </w:r>
-    </w:p>
-    <w:p>
-      <w:pPr>
-        <w:pStyle w:val="ListParagraph"/>
-        <w:numPr>
-          <w:ilvl w:val="0"/>
-          <w:numId w:val="1"/>
-        </w:numPr>
-        <w:spacing w:after="0" w:line="240" w:lineRule="auto"/>
-      </w:pPr>
-      <w:r>
-        <w:t>Getter functions for all employee demographic and pay info</w:t>
-      </w:r>
-    </w:p>
-    <w:p>
-      <w:pPr>
-        <w:pStyle w:val="ListParagraph"/>
-        <w:numPr>
-          <w:ilvl w:val="0"/>
-          <w:numId w:val="1"/>
-        </w:numPr>
-        <w:spacing w:after="0" w:line="240" w:lineRule="auto"/>
-      </w:pPr>
-      <w:r>
-        <w:t>Display function for employee demographic info</w:t>
-      </w:r>
-    </w:p>
-    <w:p>
-      <w:pPr>
-        <w:pStyle w:val="ListParagraph"/>
-        <w:numPr>
-          <w:ilvl w:val="0"/>
-          <w:numId w:val="1"/>
-        </w:numPr>
-        <w:spacing w:after="0" w:line="240" w:lineRule="auto"/>
-      </w:pPr>
-      <w:r>
-        <w:t>Display function for employee pay info</w:t>
-      </w:r>
-    </w:p>
-    <w:p>
-      <w:pPr>
-        <w:pStyle w:val="ListParagraph"/>
-        <w:numPr>
-          <w:ilvl w:val="0"/>
-          <w:numId w:val="1"/>
-        </w:numPr>
-        <w:spacing w:after="0" w:line="240" w:lineRule="auto"/>
-      </w:pPr>
-      <w:r>
-        <w:t>Display function for paystub</w:t>
-      </w:r>
-    </w:p>
-    <w:p>
-      <w:pPr>
-        <w:spacing w:after="0" w:line="240" w:lineRule="auto"/>
-      </w:pPr>
-    </w:p>
-    <w:p>
-      <w:pPr>
-        <w:spacing w:after="0" w:line="240" w:lineRule="auto"/>
+          <w:i/>
+          <w:iCs/>
+        </w:rPr>
+      </w:pPr>
+      <w:r>
+        <w:rPr>
+          <w:i/>
+          <w:iCs/>
+        </w:rPr>
+        <w:t>Output list of all employees and demographic info</w:t>
+      </w:r>
+    </w:p>
+    <w:p>
+      <w:pPr>
+        <w:pStyle w:val="ListParagraph"/>
+        <w:numPr>
+          <w:ilvl w:val="1"/>
+          <w:numId w:val="2"/>
+        </w:numPr>
         <w:rPr>
           <w:b/>
           <w:bCs/>
         </w:rPr>
       </w:pPr>
       <w:r>
+        <w:t>Add employee</w:t>
+      </w:r>
+      <w:r>
+        <w:t>s</w:t>
+      </w:r>
+      <w:r>
+        <w:t xml:space="preserve"> from file</w:t>
+      </w:r>
+    </w:p>
+    <w:p>
+      <w:pPr>
+        <w:pStyle w:val="ListParagraph"/>
+        <w:numPr>
+          <w:ilvl w:val="2"/>
+          <w:numId w:val="2"/>
+        </w:numPr>
         <w:rPr>
           <w:b/>
           <w:bCs/>
         </w:rPr>
-        <w:t>Paycheck class</w:t>
-      </w:r>
-    </w:p>
-    <w:p>
-      <w:pPr>
-        <w:spacing w:after="0" w:line="240" w:lineRule="auto"/>
-      </w:pPr>
-      <w:r>
-        <w:t>Protected members</w:t>
-      </w:r>
-    </w:p>
-    <w:p>
-      <w:pPr>
-        <w:pStyle w:val="ListParagraph"/>
-        <w:numPr>
-          <w:ilvl w:val="0"/>
-          <w:numId w:val="1"/>
-        </w:numPr>
-        <w:spacing w:after="0" w:line="240" w:lineRule="auto"/>
-      </w:pPr>
-      <w:r>
-        <w:t>Pay date</w:t>
-      </w:r>
-    </w:p>
-    <w:p>
-      <w:pPr>
-        <w:pStyle w:val="ListParagraph"/>
-        <w:numPr>
-          <w:ilvl w:val="0"/>
-          <w:numId w:val="1"/>
-        </w:numPr>
-        <w:spacing w:after="0" w:line="240" w:lineRule="auto"/>
-      </w:pPr>
-      <w:r>
-        <w:t>Gross pay</w:t>
-      </w:r>
-    </w:p>
-    <w:p>
-      <w:pPr>
-        <w:pStyle w:val="ListParagraph"/>
-        <w:numPr>
-          <w:ilvl w:val="0"/>
-          <w:numId w:val="1"/>
-        </w:numPr>
-        <w:spacing w:after="0" w:line="240" w:lineRule="auto"/>
-      </w:pPr>
-      <w:r>
-        <w:t>Medical deduction</w:t>
-      </w:r>
-    </w:p>
-    <w:p>
-      <w:pPr>
-        <w:pStyle w:val="ListParagraph"/>
-        <w:numPr>
-          <w:ilvl w:val="0"/>
-          <w:numId w:val="1"/>
-        </w:numPr>
-        <w:spacing w:after="0" w:line="240" w:lineRule="auto"/>
-      </w:pPr>
-      <w:r>
-        <w:t>Family stipend</w:t>
-      </w:r>
-    </w:p>
-    <w:p>
-      <w:pPr>
-        <w:pStyle w:val="ListParagraph"/>
-        <w:numPr>
-          <w:ilvl w:val="0"/>
-          <w:numId w:val="1"/>
-        </w:numPr>
-        <w:spacing w:after="0" w:line="240" w:lineRule="auto"/>
-      </w:pPr>
-      <w:r>
-        <w:t>State tax</w:t>
-      </w:r>
-    </w:p>
-    <w:p>
-      <w:pPr>
-        <w:pStyle w:val="ListParagraph"/>
-        <w:numPr>
-          <w:ilvl w:val="0"/>
-          <w:numId w:val="1"/>
-        </w:numPr>
-        <w:spacing w:after="0" w:line="240" w:lineRule="auto"/>
-      </w:pPr>
-      <w:r>
-        <w:t>Federal tax</w:t>
-      </w:r>
-    </w:p>
-    <w:p>
-      <w:pPr>
-        <w:pStyle w:val="ListParagraph"/>
-        <w:numPr>
-          <w:ilvl w:val="0"/>
-          <w:numId w:val="1"/>
-        </w:numPr>
-        <w:spacing w:after="0" w:line="240" w:lineRule="auto"/>
-      </w:pPr>
-      <w:r>
-        <w:t>Medicaid</w:t>
-      </w:r>
-    </w:p>
-    <w:p>
-      <w:pPr>
-        <w:pStyle w:val="ListParagraph"/>
-        <w:numPr>
-          <w:ilvl w:val="0"/>
-          <w:numId w:val="1"/>
-        </w:numPr>
-        <w:spacing w:after="0" w:line="240" w:lineRule="auto"/>
-      </w:pPr>
-      <w:r>
-        <w:t>Social security</w:t>
-      </w:r>
-    </w:p>
-    <w:p>
-      <w:pPr>
-        <w:pStyle w:val="ListParagraph"/>
-        <w:numPr>
-          <w:ilvl w:val="0"/>
-          <w:numId w:val="1"/>
-        </w:numPr>
-        <w:spacing w:after="0" w:line="240" w:lineRule="auto"/>
-      </w:pPr>
-      <w:r>
-        <w:t>Net pay</w:t>
-      </w:r>
-    </w:p>
-    <w:p>
-      <w:pPr>
-        <w:pStyle w:val="ListParagraph"/>
-        <w:numPr>
-          <w:ilvl w:val="0"/>
-          <w:numId w:val="1"/>
-        </w:numPr>
-        <w:spacing w:after="0" w:line="240" w:lineRule="auto"/>
-      </w:pPr>
-      <w:r>
-        <w:t>Check number</w:t>
-      </w:r>
-    </w:p>
-    <w:p>
-      <w:pPr>
-        <w:pStyle w:val="ListParagraph"/>
-        <w:numPr>
-          <w:ilvl w:val="0"/>
-          <w:numId w:val="1"/>
-        </w:numPr>
-        <w:spacing w:after="0" w:line="240" w:lineRule="auto"/>
-      </w:pPr>
-      <w:r>
-        <w:t>Employee ID</w:t>
-      </w:r>
-    </w:p>
-    <w:p>
-      <w:pPr>
-        <w:spacing w:after="0" w:line="240" w:lineRule="auto"/>
-      </w:pPr>
-    </w:p>
-    <w:p>
-      <w:pPr>
-        <w:spacing w:after="0" w:line="240" w:lineRule="auto"/>
-      </w:pPr>
-      <w:r>
-        <w:t>Public members</w:t>
-      </w:r>
-    </w:p>
-    <w:p>
-      <w:pPr>
-        <w:pStyle w:val="ListParagraph"/>
-        <w:numPr>
-          <w:ilvl w:val="0"/>
-          <w:numId w:val="1"/>
-        </w:numPr>
-        <w:spacing w:after="0" w:line="240" w:lineRule="auto"/>
-      </w:pPr>
-      <w:r>
-        <w:t>Setter functions</w:t>
-      </w:r>
-    </w:p>
-    <w:p>
-      <w:pPr>
-        <w:pStyle w:val="ListParagraph"/>
-        <w:numPr>
-          <w:ilvl w:val="0"/>
-          <w:numId w:val="1"/>
-        </w:numPr>
-        <w:spacing w:after="0" w:line="240" w:lineRule="auto"/>
-      </w:pPr>
-      <w:r>
-        <w:t>Function: Display payckeck info function</w:t>
-      </w:r>
-    </w:p>
-    <w:p>
-      <w:pPr>
-        <w:spacing w:after="0" w:line="240" w:lineRule="auto"/>
-      </w:pPr>
-    </w:p>
-    <w:p>
-      <w:pPr>
-        <w:spacing w:after="0" w:line="240" w:lineRule="auto"/>
+      </w:pPr>
+      <w:r>
+        <w:t>Select file</w:t>
+      </w:r>
+    </w:p>
+    <w:p>
+      <w:pPr>
+        <w:pStyle w:val="ListParagraph"/>
+        <w:ind w:left="2160"/>
         <w:rPr>
           <w:b/>
           <w:bCs/>
-        </w:rPr>
-      </w:pPr>
-      <w:r>
+          <w:i/>
+          <w:iCs/>
+        </w:rPr>
+      </w:pPr>
+      <w:r>
+        <w:rPr>
+          <w:i/>
+          <w:iCs/>
+        </w:rPr>
+        <w:t>Browse to select</w:t>
+      </w:r>
+      <w:r>
+        <w:rPr>
+          <w:i/>
+          <w:iCs/>
+        </w:rPr>
+        <w:t xml:space="preserve"> file to import</w:t>
+      </w:r>
+    </w:p>
+    <w:p>
+      <w:pPr>
+        <w:pStyle w:val="ListParagraph"/>
+        <w:numPr>
+          <w:ilvl w:val="2"/>
+          <w:numId w:val="2"/>
+        </w:numPr>
         <w:rPr>
           <w:b/>
           <w:bCs/>
         </w:rPr>
-        <w:t>Payroll Processor class</w:t>
-      </w:r>
-    </w:p>
-    <w:p>
-      <w:pPr>
-        <w:spacing w:after="0" w:line="240" w:lineRule="auto"/>
-      </w:pPr>
-      <w:r>
-        <w:t>Private members</w:t>
-      </w:r>
-    </w:p>
-    <w:p>
-      <w:pPr>
-        <w:pStyle w:val="ListParagraph"/>
-        <w:numPr>
-          <w:ilvl w:val="0"/>
-          <w:numId w:val="1"/>
-        </w:numPr>
-        <w:spacing w:after="0" w:line="240" w:lineRule="auto"/>
-      </w:pPr>
-      <w:r>
-        <w:t>Array of time clock entries</w:t>
-      </w:r>
-    </w:p>
-    <w:p>
-      <w:pPr>
-        <w:pStyle w:val="ListParagraph"/>
-        <w:numPr>
-          <w:ilvl w:val="0"/>
-          <w:numId w:val="1"/>
-        </w:numPr>
-        <w:spacing w:after="0" w:line="240" w:lineRule="auto"/>
-      </w:pPr>
-      <w:r>
-        <w:t>Array of PTO entries</w:t>
-      </w:r>
-    </w:p>
-    <w:p>
-      <w:pPr>
-        <w:spacing w:after="0" w:line="240" w:lineRule="auto"/>
-      </w:pPr>
-    </w:p>
-    <w:p>
-      <w:pPr>
-        <w:spacing w:after="0" w:line="240" w:lineRule="auto"/>
-      </w:pPr>
-      <w:r>
-        <w:t>Public members</w:t>
-      </w:r>
-    </w:p>
-    <w:p>
-      <w:pPr>
-        <w:pStyle w:val="ListParagraph"/>
-        <w:numPr>
-          <w:ilvl w:val="0"/>
-          <w:numId w:val="1"/>
-        </w:numPr>
-        <w:spacing w:after="0" w:line="240" w:lineRule="auto"/>
-      </w:pPr>
-      <w:r>
-        <w:t>Function: Calculate hours worked</w:t>
-      </w:r>
-    </w:p>
-    <w:p>
-      <w:pPr>
-        <w:pStyle w:val="ListParagraph"/>
-        <w:numPr>
-          <w:ilvl w:val="0"/>
-          <w:numId w:val="1"/>
-        </w:numPr>
-        <w:spacing w:after="0" w:line="240" w:lineRule="auto"/>
-      </w:pPr>
-      <w:r>
-        <w:t>Function: Calculate PTO days</w:t>
-      </w:r>
-    </w:p>
-    <w:p>
-      <w:pPr>
-        <w:pStyle w:val="ListParagraph"/>
-        <w:numPr>
-          <w:ilvl w:val="0"/>
-          <w:numId w:val="1"/>
-        </w:numPr>
-        <w:spacing w:after="0" w:line="240" w:lineRule="auto"/>
-      </w:pPr>
-      <w:r>
-        <w:t>Calculate gross pay function</w:t>
-      </w:r>
-    </w:p>
-    <w:p>
-      <w:pPr>
-        <w:pStyle w:val="ListParagraph"/>
-        <w:numPr>
-          <w:ilvl w:val="0"/>
-          <w:numId w:val="1"/>
-        </w:numPr>
-        <w:spacing w:after="0" w:line="240" w:lineRule="auto"/>
-      </w:pPr>
-      <w:r>
-        <w:t>Calculate overtime pay function</w:t>
-      </w:r>
-    </w:p>
-    <w:p>
-      <w:pPr>
-        <w:pStyle w:val="ListParagraph"/>
-        <w:numPr>
-          <w:ilvl w:val="0"/>
-          <w:numId w:val="1"/>
-        </w:numPr>
-        <w:spacing w:after="0" w:line="240" w:lineRule="auto"/>
-      </w:pPr>
-      <w:r>
-        <w:t>Calculate family stipend function</w:t>
-      </w:r>
-    </w:p>
-    <w:p>
-      <w:pPr>
-        <w:pStyle w:val="ListParagraph"/>
-        <w:numPr>
-          <w:ilvl w:val="0"/>
-          <w:numId w:val="1"/>
-        </w:numPr>
-        <w:spacing w:after="0" w:line="240" w:lineRule="auto"/>
-      </w:pPr>
-      <w:r>
-        <w:t>Calculate taxes function</w:t>
-      </w:r>
-    </w:p>
-    <w:p>
-      <w:pPr>
-        <w:pStyle w:val="ListParagraph"/>
-        <w:numPr>
-          <w:ilvl w:val="0"/>
-          <w:numId w:val="1"/>
-        </w:numPr>
-        <w:spacing w:after="0" w:line="240" w:lineRule="auto"/>
-      </w:pPr>
-      <w:r>
-        <w:t>Calculate net pay function</w:t>
-      </w:r>
-    </w:p>
-    <w:p>
-      <w:pPr>
-        <w:spacing w:after="0" w:line="240" w:lineRule="auto"/>
-      </w:pPr>
-    </w:p>
-    <w:p>
-      <w:pPr>
-        <w:spacing w:after="0" w:line="240" w:lineRule="auto"/>
-      </w:pPr>
-    </w:p>
-    <w:p>
-      <w:pPr>
-        <w:spacing w:after="0" w:line="240" w:lineRule="auto"/>
+      </w:pPr>
+      <w:r>
+        <w:t>Upload button</w:t>
+      </w:r>
+    </w:p>
+    <w:p>
+      <w:pPr>
+        <w:pStyle w:val="ListParagraph"/>
+        <w:ind w:left="2160"/>
+        <w:rPr>
+          <w:i/>
+          <w:iCs/>
+        </w:rPr>
+      </w:pPr>
+      <w:r>
+        <w:rPr>
+          <w:i/>
+          <w:iCs/>
+        </w:rPr>
+        <w:t>Read all employees from file</w:t>
+      </w:r>
+    </w:p>
+    <w:p>
+      <w:pPr>
+        <w:pStyle w:val="ListParagraph"/>
+        <w:ind w:left="2160"/>
+        <w:rPr>
+          <w:i/>
+          <w:iCs/>
+        </w:rPr>
+      </w:pPr>
+      <w:r>
+        <w:rPr>
+          <w:i/>
+          <w:iCs/>
+        </w:rPr>
+        <w:t>Create new employee object for each record</w:t>
+      </w:r>
+    </w:p>
+    <w:p>
+      <w:pPr>
+        <w:pStyle w:val="ListParagraph"/>
+        <w:ind w:left="2160"/>
         <w:rPr>
           <w:b/>
           <w:bCs/>
-        </w:rPr>
-      </w:pPr>
-      <w:r>
+          <w:i/>
+          <w:iCs/>
+        </w:rPr>
+      </w:pPr>
+      <w:r>
+        <w:rPr>
+          <w:i/>
+          <w:iCs/>
+        </w:rPr>
+        <w:t>Store in employee database</w:t>
+      </w:r>
+    </w:p>
+    <w:p>
+      <w:pPr>
+        <w:pStyle w:val="ListParagraph"/>
+        <w:numPr>
+          <w:ilvl w:val="1"/>
+          <w:numId w:val="2"/>
+        </w:numPr>
         <w:rPr>
           <w:b/>
           <w:bCs/>
         </w:rPr>
-        <w:t>Time Clock class</w:t>
-      </w:r>
-    </w:p>
-    <w:p>
-      <w:pPr>
-        <w:spacing w:after="0" w:line="240" w:lineRule="auto"/>
-      </w:pPr>
-      <w:r>
-        <w:t>Private members</w:t>
-      </w:r>
-    </w:p>
-    <w:p>
-      <w:pPr>
-        <w:pStyle w:val="ListParagraph"/>
-        <w:numPr>
-          <w:ilvl w:val="0"/>
-          <w:numId w:val="1"/>
-        </w:numPr>
-        <w:spacing w:after="0" w:line="240" w:lineRule="auto"/>
-      </w:pPr>
-      <w:r>
-        <w:t>Work date</w:t>
-      </w:r>
-    </w:p>
-    <w:p>
-      <w:pPr>
-        <w:pStyle w:val="ListParagraph"/>
-        <w:numPr>
-          <w:ilvl w:val="0"/>
-          <w:numId w:val="1"/>
-        </w:numPr>
-        <w:spacing w:after="0" w:line="240" w:lineRule="auto"/>
-      </w:pPr>
-      <w:r>
-        <w:t>Hours worked</w:t>
-      </w:r>
-    </w:p>
-    <w:p>
-      <w:pPr>
-        <w:pStyle w:val="ListParagraph"/>
-        <w:numPr>
-          <w:ilvl w:val="0"/>
-          <w:numId w:val="1"/>
-        </w:numPr>
-        <w:spacing w:after="0" w:line="240" w:lineRule="auto"/>
-      </w:pPr>
-      <w:r>
-        <w:t>Employee ID</w:t>
-      </w:r>
-    </w:p>
-    <w:p>
-      <w:pPr>
-        <w:spacing w:after="0" w:line="240" w:lineRule="auto"/>
-      </w:pPr>
-    </w:p>
-    <w:p>
-      <w:pPr>
-        <w:spacing w:after="0" w:line="240" w:lineRule="auto"/>
-      </w:pPr>
-      <w:r>
-        <w:t>Public members</w:t>
-      </w:r>
-    </w:p>
-    <w:p>
-      <w:pPr>
-        <w:pStyle w:val="ListParagraph"/>
-        <w:numPr>
-          <w:ilvl w:val="0"/>
-          <w:numId w:val="1"/>
-        </w:numPr>
-        <w:spacing w:after="0" w:line="240" w:lineRule="auto"/>
-      </w:pPr>
-      <w:r>
-        <w:t>Setter functions</w:t>
-      </w:r>
-    </w:p>
-    <w:p>
-      <w:pPr>
-        <w:pStyle w:val="ListParagraph"/>
-        <w:numPr>
-          <w:ilvl w:val="0"/>
-          <w:numId w:val="1"/>
-        </w:numPr>
-        <w:spacing w:after="0" w:line="240" w:lineRule="auto"/>
-      </w:pPr>
-      <w:r>
-        <w:t>Function to display time clock entries</w:t>
-      </w:r>
-    </w:p>
-    <w:p>
-      <w:pPr>
-        <w:spacing w:after="0" w:line="240" w:lineRule="auto"/>
-      </w:pPr>
-    </w:p>
-    <w:p>
-      <w:pPr>
-        <w:spacing w:after="0" w:line="240" w:lineRule="auto"/>
+      </w:pPr>
+      <w:r>
+        <w:t>Add employee via entry</w:t>
+      </w:r>
+    </w:p>
+    <w:p>
+      <w:pPr>
+        <w:pStyle w:val="ListParagraph"/>
+        <w:numPr>
+          <w:ilvl w:val="2"/>
+          <w:numId w:val="2"/>
+        </w:numPr>
         <w:rPr>
           <w:b/>
           <w:bCs/>
         </w:rPr>
       </w:pPr>
       <w:r>
+        <w:t>Employee demographic fields</w:t>
+      </w:r>
+    </w:p>
+    <w:p>
+      <w:pPr>
+        <w:pStyle w:val="ListParagraph"/>
+        <w:ind w:left="2160"/>
+        <w:rPr>
+          <w:i/>
+          <w:iCs/>
+        </w:rPr>
+      </w:pPr>
+      <w:r>
+        <w:rPr>
+          <w:i/>
+          <w:iCs/>
+        </w:rPr>
+        <w:t>Editable</w:t>
+      </w:r>
+      <w:r>
+        <w:rPr>
+          <w:i/>
+          <w:iCs/>
+        </w:rPr>
+        <w:t xml:space="preserve"> fields to enter all required demographic details</w:t>
+      </w:r>
+    </w:p>
+    <w:p>
+      <w:pPr>
+        <w:pStyle w:val="ListParagraph"/>
+        <w:ind w:left="2160"/>
         <w:rPr>
           <w:b/>
           <w:bCs/>
         </w:rPr>
-        <w:t>User Account</w:t>
-      </w:r>
-      <w:r>
+      </w:pPr>
+      <w:r>
+        <w:rPr>
+          <w:i/>
+          <w:iCs/>
+        </w:rPr>
+        <w:t>Verify/control data types</w:t>
+      </w:r>
+    </w:p>
+    <w:p>
+      <w:pPr>
+        <w:pStyle w:val="ListParagraph"/>
+        <w:numPr>
+          <w:ilvl w:val="2"/>
+          <w:numId w:val="2"/>
+        </w:numPr>
         <w:rPr>
           <w:b/>
           <w:bCs/>
         </w:rPr>
-        <w:t xml:space="preserve"> class</w:t>
-      </w:r>
-    </w:p>
-    <w:p>
-      <w:pPr>
-        <w:spacing w:after="0" w:line="240" w:lineRule="auto"/>
-      </w:pPr>
-      <w:r>
-        <w:t>Private members</w:t>
-      </w:r>
-    </w:p>
-    <w:p>
-      <w:pPr>
-        <w:pStyle w:val="ListParagraph"/>
-        <w:numPr>
-          <w:ilvl w:val="0"/>
-          <w:numId w:val="1"/>
-        </w:numPr>
-        <w:spacing w:after="0" w:line="240" w:lineRule="auto"/>
-      </w:pPr>
-      <w:r>
-        <w:t>Username</w:t>
-      </w:r>
-    </w:p>
-    <w:p>
-      <w:pPr>
-        <w:pStyle w:val="ListParagraph"/>
-        <w:numPr>
-          <w:ilvl w:val="0"/>
-          <w:numId w:val="1"/>
-        </w:numPr>
-        <w:spacing w:after="0" w:line="240" w:lineRule="auto"/>
-      </w:pPr>
-      <w:r>
-        <w:t>P</w:t>
-      </w:r>
-      <w:r>
-        <w:t>assword</w:t>
-      </w:r>
-    </w:p>
-    <w:p>
-      <w:pPr>
-        <w:pStyle w:val="ListParagraph"/>
-        <w:numPr>
-          <w:ilvl w:val="0"/>
-          <w:numId w:val="1"/>
-        </w:numPr>
-        <w:spacing w:after="0" w:line="240" w:lineRule="auto"/>
-      </w:pPr>
-      <w:r>
-        <w:t>R</w:t>
-      </w:r>
-      <w:r>
-        <w:t>ole</w:t>
-      </w:r>
-    </w:p>
-    <w:p>
-      <w:pPr>
-        <w:spacing w:after="0" w:line="240" w:lineRule="auto"/>
-      </w:pPr>
-    </w:p>
-    <w:p>
-      <w:pPr>
-        <w:spacing w:after="0" w:line="240" w:lineRule="auto"/>
+      </w:pPr>
+      <w:r>
+        <w:t>Save button</w:t>
+      </w:r>
+    </w:p>
+    <w:p>
+      <w:pPr>
+        <w:pStyle w:val="ListParagraph"/>
+        <w:ind w:left="2160"/>
+        <w:rPr>
+          <w:i/>
+          <w:iCs/>
+        </w:rPr>
+      </w:pPr>
+      <w:r>
+        <w:rPr>
+          <w:i/>
+          <w:iCs/>
+        </w:rPr>
+        <w:t>Create new employee object</w:t>
+      </w:r>
+    </w:p>
+    <w:p>
+      <w:pPr>
+        <w:pStyle w:val="ListParagraph"/>
+        <w:ind w:left="2160"/>
         <w:rPr>
           <w:b/>
           <w:bCs/>
-        </w:rPr>
-      </w:pPr>
-      <w:r>
+          <w:i/>
+          <w:iCs/>
+        </w:rPr>
+      </w:pPr>
+      <w:r>
+        <w:rPr>
+          <w:i/>
+          <w:iCs/>
+        </w:rPr>
+        <w:t>Store in employee database</w:t>
+      </w:r>
+    </w:p>
+    <w:p>
+      <w:pPr>
+        <w:pStyle w:val="ListParagraph"/>
+        <w:numPr>
+          <w:ilvl w:val="1"/>
+          <w:numId w:val="2"/>
+        </w:numPr>
         <w:rPr>
           <w:b/>
           <w:bCs/>
         </w:rPr>
-        <w:t>Get Employee Info form:</w:t>
-      </w:r>
-    </w:p>
-    <w:p>
-      <w:pPr>
-        <w:spacing w:after="0" w:line="240" w:lineRule="auto"/>
+      </w:pPr>
+      <w:r>
+        <w:t>Edit employee information</w:t>
+      </w:r>
+    </w:p>
+    <w:p>
+      <w:pPr>
+        <w:pStyle w:val="ListParagraph"/>
+        <w:numPr>
+          <w:ilvl w:val="2"/>
+          <w:numId w:val="2"/>
+        </w:numPr>
         <w:rPr>
           <w:b/>
           <w:bCs/>
         </w:rPr>
       </w:pPr>
       <w:r>
+        <w:t>Employee Search</w:t>
+      </w:r>
+    </w:p>
+    <w:p>
+      <w:pPr>
+        <w:pStyle w:val="ListParagraph"/>
+        <w:numPr>
+          <w:ilvl w:val="3"/>
+          <w:numId w:val="2"/>
+        </w:numPr>
         <w:rPr>
           <w:b/>
           <w:bCs/>
         </w:rPr>
-        <w:t xml:space="preserve">department </w:t>
-      </w:r>
-      <w:r>
+      </w:pPr>
+      <w:r>
+        <w:t>Employee ID search fiel</w:t>
+      </w:r>
+      <w:r>
+        <w:t>d</w:t>
+      </w:r>
+    </w:p>
+    <w:p>
+      <w:pPr>
+        <w:pStyle w:val="ListParagraph"/>
+        <w:ind w:left="2880"/>
         <w:rPr>
           <w:b/>
           <w:bCs/>
-        </w:rPr>
-        <w:t xml:space="preserve">= </w:t>
-      </w:r>
-      <w:r>
+          <w:i/>
+          <w:iCs/>
+        </w:rPr>
+      </w:pPr>
+      <w:r>
+        <w:rPr>
+          <w:i/>
+          <w:iCs/>
+        </w:rPr>
+        <w:lastRenderedPageBreak/>
+        <w:t>Editable field to enter employee ID</w:t>
+      </w:r>
+    </w:p>
+    <w:p>
+      <w:pPr>
+        <w:pStyle w:val="ListParagraph"/>
+        <w:numPr>
+          <w:ilvl w:val="3"/>
+          <w:numId w:val="2"/>
+        </w:numPr>
         <w:rPr>
           <w:b/>
           <w:bCs/>
         </w:rPr>
-        <w:t>drop down</w:t>
-      </w:r>
-    </w:p>
-    <w:p>
-      <w:pPr>
-        <w:spacing w:after="0" w:line="240" w:lineRule="auto"/>
+      </w:pPr>
+      <w:r>
+        <w:t>Search button</w:t>
+      </w:r>
+      <w:r>
+        <w:br/>
+      </w:r>
+      <w:r>
+        <w:rPr>
+          <w:i/>
+          <w:iCs/>
+        </w:rPr>
+        <w:t>Search employee database for match</w:t>
+      </w:r>
+    </w:p>
+    <w:p>
+      <w:pPr>
+        <w:pStyle w:val="ListParagraph"/>
+        <w:ind w:left="2880"/>
+        <w:rPr>
+          <w:i/>
+          <w:iCs/>
+        </w:rPr>
+      </w:pPr>
+      <w:r>
+        <w:rPr>
+          <w:i/>
+          <w:iCs/>
+        </w:rPr>
+        <w:t xml:space="preserve">If match – move to </w:t>
+      </w:r>
+      <w:r>
+        <w:rPr>
+          <w:i/>
+          <w:iCs/>
+        </w:rPr>
+        <w:t>select information type</w:t>
+      </w:r>
+    </w:p>
+    <w:p>
+      <w:pPr>
+        <w:pStyle w:val="ListParagraph"/>
+        <w:ind w:left="2880"/>
         <w:rPr>
           <w:b/>
           <w:bCs/>
@@ -936,411 +656,1011 @@
       </w:pPr>
       <w:r>
         <w:rPr>
+          <w:i/>
+          <w:iCs/>
+        </w:rPr>
+        <w:t>If no match – error message pop up “Employee not found” and OK button to close</w:t>
+      </w:r>
+    </w:p>
+    <w:p>
+      <w:pPr>
+        <w:pStyle w:val="ListParagraph"/>
+        <w:numPr>
+          <w:ilvl w:val="2"/>
+          <w:numId w:val="2"/>
+        </w:numPr>
+        <w:rPr>
           <w:b/>
           <w:bCs/>
         </w:rPr>
-        <w:t>            jobTitle</w:t>
-      </w:r>
-      <w:r>
+      </w:pPr>
+      <w:r>
+        <w:t xml:space="preserve">Edit </w:t>
+      </w:r>
+      <w:r>
+        <w:t xml:space="preserve">Employee information </w:t>
+      </w:r>
+    </w:p>
+    <w:p>
+      <w:pPr>
+        <w:pStyle w:val="ListParagraph"/>
+        <w:numPr>
+          <w:ilvl w:val="3"/>
+          <w:numId w:val="2"/>
+        </w:numPr>
         <w:rPr>
           <w:b/>
           <w:bCs/>
         </w:rPr>
-        <w:t xml:space="preserve"> = text entry</w:t>
-      </w:r>
-    </w:p>
-    <w:p>
-      <w:pPr>
-        <w:spacing w:after="0" w:line="240" w:lineRule="auto"/>
+      </w:pPr>
+      <w:r>
+        <w:t>E</w:t>
+      </w:r>
+      <w:r>
+        <w:t>ditable</w:t>
+      </w:r>
+      <w:r>
+        <w:t xml:space="preserve"> fields</w:t>
+      </w:r>
+    </w:p>
+    <w:p>
+      <w:pPr>
+        <w:pStyle w:val="ListParagraph"/>
+        <w:ind w:left="2880" w:firstLine="360"/>
+        <w:rPr>
+          <w:i/>
+          <w:iCs/>
+        </w:rPr>
+      </w:pPr>
+      <w:r>
+        <w:rPr>
+          <w:i/>
+          <w:iCs/>
+        </w:rPr>
+        <w:t>Enter informatin</w:t>
+      </w:r>
+    </w:p>
+    <w:p>
+      <w:pPr>
+        <w:pStyle w:val="ListParagraph"/>
+        <w:ind w:left="2880" w:firstLine="360"/>
         <w:rPr>
           <w:b/>
           <w:bCs/>
-        </w:rPr>
-      </w:pPr>
-      <w:r>
-        <w:t xml:space="preserve">            </w:t>
-      </w:r>
-      <w:r>
+          <w:i/>
+          <w:iCs/>
+        </w:rPr>
+      </w:pPr>
+      <w:r>
+        <w:rPr>
+          <w:i/>
+          <w:iCs/>
+        </w:rPr>
+        <w:t>Verify/control data</w:t>
+      </w:r>
+      <w:r>
+        <w:rPr>
+          <w:i/>
+          <w:iCs/>
+        </w:rPr>
+        <w:t xml:space="preserve"> types</w:t>
+      </w:r>
+    </w:p>
+    <w:p>
+      <w:pPr>
+        <w:pStyle w:val="ListParagraph"/>
+        <w:numPr>
+          <w:ilvl w:val="3"/>
+          <w:numId w:val="2"/>
+        </w:numPr>
         <w:rPr>
           <w:b/>
           <w:bCs/>
         </w:rPr>
-        <w:t>lastName</w:t>
-      </w:r>
-      <w:r>
+      </w:pPr>
+      <w:r>
+        <w:t>Save button</w:t>
+      </w:r>
+    </w:p>
+    <w:p>
+      <w:pPr>
+        <w:pStyle w:val="ListParagraph"/>
+        <w:ind w:left="2880" w:firstLine="360"/>
         <w:rPr>
           <w:b/>
           <w:bCs/>
-        </w:rPr>
-        <w:t>= text entry</w:t>
-      </w:r>
-      <w:r>
+          <w:i/>
+          <w:iCs/>
+        </w:rPr>
+      </w:pPr>
+      <w:r>
+        <w:rPr>
+          <w:i/>
+          <w:iCs/>
+        </w:rPr>
+        <w:t>Change</w:t>
+      </w:r>
+      <w:r>
+        <w:rPr>
+          <w:i/>
+          <w:iCs/>
+        </w:rPr>
+        <w:t xml:space="preserve"> employee object to reflect new information</w:t>
+      </w:r>
+    </w:p>
+    <w:p>
+      <w:pPr>
+        <w:pStyle w:val="ListParagraph"/>
+        <w:numPr>
+          <w:ilvl w:val="3"/>
+          <w:numId w:val="2"/>
+        </w:numPr>
         <w:rPr>
           <w:b/>
           <w:bCs/>
         </w:rPr>
-        <w:t>,</w:t>
-      </w:r>
-    </w:p>
-    <w:p>
-      <w:pPr>
-        <w:spacing w:after="0" w:line="240" w:lineRule="auto"/>
+      </w:pPr>
+      <w:r>
+        <w:t>Delete employee button</w:t>
+      </w:r>
+    </w:p>
+    <w:p>
+      <w:pPr>
+        <w:pStyle w:val="ListParagraph"/>
+        <w:ind w:left="2880" w:firstLine="360"/>
+        <w:rPr>
+          <w:i/>
+          <w:iCs/>
+        </w:rPr>
+      </w:pPr>
+      <w:r>
+        <w:rPr>
+          <w:i/>
+          <w:iCs/>
+        </w:rPr>
+        <w:t>Remove employee object from database</w:t>
+      </w:r>
+    </w:p>
+    <w:p>
+      <w:pPr>
+        <w:pStyle w:val="ListParagraph"/>
+        <w:numPr>
+          <w:ilvl w:val="2"/>
+          <w:numId w:val="2"/>
+        </w:numPr>
+      </w:pPr>
+      <w:r>
+        <w:t>Edit employee time card</w:t>
+      </w:r>
+    </w:p>
+    <w:p>
+      <w:pPr>
+        <w:pStyle w:val="ListParagraph"/>
+        <w:numPr>
+          <w:ilvl w:val="3"/>
+          <w:numId w:val="2"/>
+        </w:numPr>
+      </w:pPr>
+      <w:r>
+        <w:t>Select date</w:t>
+      </w:r>
+    </w:p>
+    <w:p>
+      <w:pPr>
+        <w:pStyle w:val="ListParagraph"/>
+        <w:ind w:left="2880"/>
+        <w:rPr>
+          <w:i/>
+          <w:iCs/>
+        </w:rPr>
+      </w:pPr>
+      <w:r>
+        <w:rPr>
+          <w:i/>
+          <w:iCs/>
+        </w:rPr>
+        <w:t>If date is after last payroll close date and before or equal to current date, open time entry form</w:t>
+      </w:r>
+    </w:p>
+    <w:p>
+      <w:pPr>
+        <w:pStyle w:val="ListParagraph"/>
+        <w:ind w:left="2880"/>
+      </w:pPr>
+      <w:r>
+        <w:rPr>
+          <w:i/>
+          <w:iCs/>
+        </w:rPr>
+        <w:t>If date is out of range, error message “You cannot enter time for that date”</w:t>
+      </w:r>
+    </w:p>
+    <w:p>
+      <w:pPr>
+        <w:pStyle w:val="ListParagraph"/>
+        <w:numPr>
+          <w:ilvl w:val="3"/>
+          <w:numId w:val="2"/>
+        </w:numPr>
+      </w:pPr>
+      <w:r>
+        <w:t>Time entry</w:t>
+      </w:r>
+    </w:p>
+    <w:p>
+      <w:pPr>
+        <w:pStyle w:val="ListParagraph"/>
+        <w:numPr>
+          <w:ilvl w:val="4"/>
+          <w:numId w:val="2"/>
+        </w:numPr>
+      </w:pPr>
+      <w:r>
+        <w:t>Enter hours worked field</w:t>
+      </w:r>
+    </w:p>
+    <w:p>
+      <w:pPr>
+        <w:pStyle w:val="ListParagraph"/>
+        <w:ind w:left="3600"/>
+      </w:pPr>
+      <w:r>
+        <w:rPr>
+          <w:i/>
+          <w:iCs/>
+        </w:rPr>
+        <w:t>Editable field for employee to enter total number of hours worked for selected day</w:t>
+      </w:r>
+    </w:p>
+    <w:p>
+      <w:pPr>
+        <w:pStyle w:val="ListParagraph"/>
+        <w:numPr>
+          <w:ilvl w:val="4"/>
+          <w:numId w:val="2"/>
+        </w:numPr>
+      </w:pPr>
+      <w:r>
+        <w:t>Save hours</w:t>
+      </w:r>
+    </w:p>
+    <w:p>
+      <w:pPr>
+        <w:pStyle w:val="ListParagraph"/>
+        <w:ind w:left="3600"/>
+      </w:pPr>
+      <w:r>
+        <w:rPr>
+          <w:i/>
+          <w:iCs/>
+        </w:rPr>
+        <w:t>Add hours to list in employee object</w:t>
+      </w:r>
+    </w:p>
+    <w:p>
+      <w:pPr>
+        <w:pStyle w:val="ListParagraph"/>
+        <w:numPr>
+          <w:ilvl w:val="4"/>
+          <w:numId w:val="2"/>
+        </w:numPr>
+      </w:pPr>
+      <w:r>
+        <w:t>Enter more hours</w:t>
+      </w:r>
+    </w:p>
+    <w:p>
+      <w:pPr>
+        <w:pStyle w:val="ListParagraph"/>
+        <w:ind w:left="3600"/>
+        <w:rPr>
+          <w:i/>
+          <w:iCs/>
+        </w:rPr>
+      </w:pPr>
+      <w:r>
+        <w:rPr>
+          <w:i/>
+          <w:iCs/>
+        </w:rPr>
+        <w:t>Return to Select Date screen to enter hours for a different day</w:t>
+      </w:r>
+    </w:p>
+    <w:p>
+      <w:pPr>
+        <w:pStyle w:val="ListParagraph"/>
+        <w:numPr>
+          <w:ilvl w:val="2"/>
+          <w:numId w:val="2"/>
+        </w:numPr>
+      </w:pPr>
+      <w:r>
+        <w:t>Review employee salary</w:t>
+      </w:r>
+    </w:p>
+    <w:p>
+      <w:pPr>
+        <w:pStyle w:val="ListParagraph"/>
+        <w:ind w:left="2160"/>
+        <w:rPr>
+          <w:i/>
+          <w:iCs/>
+        </w:rPr>
+      </w:pPr>
+      <w:r>
+        <w:rPr>
+          <w:i/>
+          <w:iCs/>
+        </w:rPr>
+        <w:t>Display employee salary info</w:t>
+      </w:r>
+    </w:p>
+    <w:p>
+      <w:pPr>
+        <w:pStyle w:val="ListParagraph"/>
+        <w:numPr>
+          <w:ilvl w:val="0"/>
+          <w:numId w:val="2"/>
+        </w:numPr>
+      </w:pPr>
+      <w:r>
+        <w:t>Payroll</w:t>
+      </w:r>
+    </w:p>
+    <w:p>
+      <w:pPr>
+        <w:pStyle w:val="ListParagraph"/>
+        <w:numPr>
+          <w:ilvl w:val="1"/>
+          <w:numId w:val="2"/>
+        </w:numPr>
+      </w:pPr>
+      <w:r>
+        <w:t>Calculate payroll</w:t>
+      </w:r>
+    </w:p>
+    <w:p>
+      <w:pPr>
+        <w:pStyle w:val="ListParagraph"/>
+        <w:ind w:left="1440"/>
+        <w:rPr>
+          <w:i/>
+          <w:iCs/>
+        </w:rPr>
+      </w:pPr>
+      <w:r>
+        <w:rPr>
+          <w:i/>
+          <w:iCs/>
+        </w:rPr>
+        <w:t>Lock time entry screen</w:t>
+      </w:r>
+    </w:p>
+    <w:p>
+      <w:pPr>
+        <w:pStyle w:val="ListParagraph"/>
+        <w:ind w:left="1440"/>
+        <w:rPr>
+          <w:i/>
+          <w:iCs/>
+        </w:rPr>
+      </w:pPr>
+      <w:r>
+        <w:rPr>
+          <w:i/>
+          <w:iCs/>
+        </w:rPr>
+        <w:t>Loop through each employee and complete all payroll calculations</w:t>
+      </w:r>
+    </w:p>
+    <w:p>
+      <w:pPr>
+        <w:pStyle w:val="ListParagraph"/>
+        <w:ind w:left="1440"/>
+        <w:rPr>
+          <w:i/>
+          <w:iCs/>
+        </w:rPr>
+      </w:pPr>
+      <w:r>
+        <w:rPr>
+          <w:i/>
+          <w:iCs/>
+        </w:rPr>
+        <w:t xml:space="preserve">Create a paycheck object for </w:t>
+      </w:r>
+      <w:r>
+        <w:rPr>
+          <w:i/>
+          <w:iCs/>
+        </w:rPr>
+        <w:t>each paycheck</w:t>
+      </w:r>
+    </w:p>
+    <w:p>
+      <w:pPr>
+        <w:pStyle w:val="ListParagraph"/>
+        <w:ind w:left="1440"/>
+        <w:rPr>
+          <w:i/>
+          <w:iCs/>
+        </w:rPr>
+      </w:pPr>
+      <w:r>
+        <w:rPr>
+          <w:i/>
+          <w:iCs/>
+        </w:rPr>
+        <w:t>Add each paycheck to list of paychecks to be approved</w:t>
+      </w:r>
+    </w:p>
+    <w:p>
+      <w:pPr>
+        <w:pStyle w:val="ListParagraph"/>
+        <w:numPr>
+          <w:ilvl w:val="1"/>
+          <w:numId w:val="2"/>
+        </w:numPr>
+      </w:pPr>
+      <w:r>
+        <w:lastRenderedPageBreak/>
+        <w:t>Process payroll</w:t>
+      </w:r>
+    </w:p>
+    <w:p>
+      <w:pPr>
+        <w:pStyle w:val="ListParagraph"/>
+        <w:ind w:left="1440"/>
+        <w:rPr>
+          <w:i/>
+          <w:iCs/>
+        </w:rPr>
+      </w:pPr>
+      <w:r>
+        <w:rPr>
+          <w:i/>
+          <w:iCs/>
+        </w:rPr>
+        <w:t>Loop through each paycheck</w:t>
+      </w:r>
+    </w:p>
+    <w:p>
+      <w:pPr>
+        <w:pStyle w:val="ListParagraph"/>
+        <w:ind w:left="1440"/>
+        <w:rPr>
+          <w:i/>
+          <w:iCs/>
+        </w:rPr>
+      </w:pPr>
+      <w:r>
+        <w:rPr>
+          <w:i/>
+          <w:iCs/>
+        </w:rPr>
+        <w:tab/>
+        <w:t>Get approval</w:t>
+      </w:r>
+    </w:p>
+    <w:p>
+      <w:pPr>
+        <w:pStyle w:val="ListParagraph"/>
+        <w:ind w:left="1440"/>
+        <w:rPr>
+          <w:i/>
+          <w:iCs/>
+        </w:rPr>
+      </w:pPr>
+      <w:r>
+        <w:rPr>
+          <w:i/>
+          <w:iCs/>
+        </w:rPr>
+        <w:tab/>
+        <w:t xml:space="preserve">Add approved paycheck to </w:t>
+      </w:r>
+      <w:r>
+        <w:rPr>
+          <w:i/>
+          <w:iCs/>
+        </w:rPr>
+        <w:t>list of finalized paychecks</w:t>
+      </w:r>
+    </w:p>
+    <w:p>
+      <w:pPr>
+        <w:pStyle w:val="ListParagraph"/>
+        <w:ind w:left="1440"/>
+        <w:rPr>
+          <w:i/>
+          <w:iCs/>
+        </w:rPr>
+      </w:pPr>
+      <w:r>
+        <w:rPr>
+          <w:i/>
+          <w:iCs/>
+        </w:rPr>
+        <w:tab/>
+        <w:t>Add approved paychecks to file for printer</w:t>
+      </w:r>
+    </w:p>
+    <w:p>
+      <w:pPr>
+        <w:pStyle w:val="ListParagraph"/>
+        <w:ind w:left="1440"/>
+        <w:rPr>
+          <w:i/>
+          <w:iCs/>
+        </w:rPr>
+      </w:pPr>
+      <w:r>
+        <w:rPr>
+          <w:i/>
+          <w:iCs/>
+        </w:rPr>
+        <w:t>Save and close file for printer</w:t>
+      </w:r>
+    </w:p>
+    <w:p>
+      <w:pPr>
+        <w:pStyle w:val="ListParagraph"/>
+        <w:numPr>
+          <w:ilvl w:val="0"/>
+          <w:numId w:val="2"/>
+        </w:numPr>
         <w:rPr>
           <w:b/>
           <w:bCs/>
         </w:rPr>
       </w:pPr>
       <w:r>
+        <w:t>Application Information</w:t>
+      </w:r>
+    </w:p>
+    <w:p>
+      <w:pPr>
+        <w:pStyle w:val="ListParagraph"/>
+        <w:numPr>
+          <w:ilvl w:val="1"/>
+          <w:numId w:val="2"/>
+        </w:numPr>
         <w:rPr>
           <w:b/>
           <w:bCs/>
         </w:rPr>
-        <w:t>            firstName</w:t>
-      </w:r>
-      <w:r>
-        <w:rPr>
-          <w:b/>
-          <w:bCs/>
-        </w:rPr>
-        <w:t>= text entry</w:t>
-      </w:r>
-      <w:r>
-        <w:rPr>
-          <w:b/>
-          <w:bCs/>
-        </w:rPr>
-        <w:t>,</w:t>
-      </w:r>
-    </w:p>
-    <w:p>
-      <w:pPr>
-        <w:spacing w:after="0" w:line="240" w:lineRule="auto"/>
-        <w:rPr>
-          <w:b/>
-          <w:bCs/>
-        </w:rPr>
-      </w:pPr>
-      <w:r>
-        <w:rPr>
-          <w:b/>
-          <w:bCs/>
-        </w:rPr>
-        <w:t>            middleName</w:t>
-      </w:r>
-      <w:r>
-        <w:rPr>
-          <w:b/>
-          <w:bCs/>
-        </w:rPr>
-        <w:t>= text entry</w:t>
-      </w:r>
-      <w:r>
-        <w:rPr>
-          <w:b/>
-          <w:bCs/>
-        </w:rPr>
-        <w:t>,</w:t>
-      </w:r>
-    </w:p>
-    <w:p>
-      <w:pPr>
-        <w:spacing w:after="0" w:line="240" w:lineRule="auto"/>
-        <w:rPr>
-          <w:b/>
-          <w:bCs/>
-        </w:rPr>
-      </w:pPr>
-      <w:r>
-        <w:rPr>
-          <w:b/>
-          <w:bCs/>
-        </w:rPr>
-        <w:t>            suffix</w:t>
-      </w:r>
-      <w:r>
-        <w:rPr>
-          <w:b/>
-          <w:bCs/>
-        </w:rPr>
-        <w:t>= text entry</w:t>
-      </w:r>
-      <w:r>
-        <w:rPr>
-          <w:b/>
-          <w:bCs/>
-        </w:rPr>
-        <w:t>,</w:t>
-      </w:r>
-    </w:p>
-    <w:p>
-      <w:pPr>
-        <w:spacing w:after="0" w:line="240" w:lineRule="auto"/>
-      </w:pPr>
-      <w:r>
-        <w:t>            active</w:t>
-      </w:r>
-      <w:r>
-        <w:t xml:space="preserve"> = </w:t>
-      </w:r>
-      <w:r>
-        <w:t>checkbox or something</w:t>
-      </w:r>
-      <w:r>
-        <w:t>,</w:t>
-      </w:r>
-    </w:p>
-    <w:p>
-      <w:pPr>
-        <w:spacing w:after="0" w:line="240" w:lineRule="auto"/>
-      </w:pPr>
-      <w:r>
-        <w:t xml:space="preserve">            </w:t>
-      </w:r>
-      <w:r>
-        <w:t>birthday = calendar picker</w:t>
-      </w:r>
-    </w:p>
-    <w:p>
-      <w:pPr>
-        <w:spacing w:after="0" w:line="240" w:lineRule="auto"/>
-        <w:rPr>
-          <w:b/>
-          <w:bCs/>
-        </w:rPr>
-      </w:pPr>
-      <w:r>
-        <w:t xml:space="preserve">            </w:t>
-      </w:r>
-      <w:r>
-        <w:rPr>
-          <w:b/>
-          <w:bCs/>
-        </w:rPr>
-        <w:t>gender</w:t>
-      </w:r>
-      <w:r>
-        <w:rPr>
-          <w:b/>
-          <w:bCs/>
-        </w:rPr>
-        <w:t xml:space="preserve"> </w:t>
-      </w:r>
-      <w:r>
-        <w:rPr>
-          <w:b/>
-          <w:bCs/>
-        </w:rPr>
-        <w:t>= drop down</w:t>
-      </w:r>
-      <w:r>
-        <w:rPr>
-          <w:b/>
-          <w:bCs/>
-        </w:rPr>
-        <w:t>,</w:t>
-      </w:r>
-    </w:p>
-    <w:p>
-      <w:pPr>
-        <w:spacing w:after="0" w:line="240" w:lineRule="auto"/>
-        <w:rPr>
-          <w:b/>
-          <w:bCs/>
-        </w:rPr>
-      </w:pPr>
-      <w:r>
-        <w:rPr>
-          <w:b/>
-          <w:bCs/>
-        </w:rPr>
-        <w:t>            payType</w:t>
-      </w:r>
-      <w:r>
-        <w:rPr>
-          <w:b/>
-          <w:bCs/>
-        </w:rPr>
-        <w:t xml:space="preserve"> = drop down or checkbox</w:t>
-      </w:r>
-      <w:r>
-        <w:rPr>
-          <w:b/>
-          <w:bCs/>
-        </w:rPr>
-        <w:t>,</w:t>
-      </w:r>
-    </w:p>
-    <w:p>
-      <w:pPr>
-        <w:spacing w:after="0" w:line="240" w:lineRule="auto"/>
-        <w:rPr>
-          <w:b/>
-          <w:bCs/>
-        </w:rPr>
-      </w:pPr>
-      <w:r>
-        <w:rPr>
-          <w:b/>
-          <w:bCs/>
-        </w:rPr>
+      </w:pPr>
+      <w:r>
+        <w:t>Application information screen</w:t>
+      </w:r>
+    </w:p>
+    <w:p>
+      <w:pPr>
+        <w:pStyle w:val="ListParagraph"/>
+        <w:ind w:left="1440"/>
+        <w:rPr>
+          <w:i/>
+          <w:iCs/>
+        </w:rPr>
+      </w:pPr>
+      <w:r>
+        <w:rPr>
+          <w:i/>
+          <w:iCs/>
+        </w:rPr>
+        <w:t>Displa</w:t>
+      </w:r>
+      <w:r>
+        <w:rPr>
+          <w:i/>
+          <w:iCs/>
+        </w:rPr>
+        <w:t>y application name and version</w:t>
+      </w:r>
+    </w:p>
+    <w:p/>
+    <w:p>
+      <w:r>
+        <w:t>Employee main screen</w:t>
+      </w:r>
+    </w:p>
+    <w:p>
+      <w:pPr>
+        <w:pStyle w:val="ListParagraph"/>
+        <w:numPr>
+          <w:ilvl w:val="0"/>
+          <w:numId w:val="2"/>
+        </w:numPr>
+      </w:pPr>
+      <w:r>
+        <w:t>Time card</w:t>
+      </w:r>
+    </w:p>
+    <w:p>
+      <w:pPr>
+        <w:pStyle w:val="ListParagraph"/>
+        <w:numPr>
+          <w:ilvl w:val="1"/>
+          <w:numId w:val="2"/>
+        </w:numPr>
+      </w:pPr>
+      <w:r>
+        <w:t>Select date</w:t>
+      </w:r>
+    </w:p>
+    <w:p>
+      <w:pPr>
+        <w:pStyle w:val="ListParagraph"/>
+        <w:ind w:left="1440"/>
+        <w:rPr>
+          <w:i/>
+          <w:iCs/>
+        </w:rPr>
+      </w:pPr>
+      <w:r>
+        <w:rPr>
+          <w:i/>
+          <w:iCs/>
+        </w:rPr>
+        <w:t>If date is after last payroll close date and before or equal to current date, open time entry form</w:t>
+      </w:r>
+    </w:p>
+    <w:p>
+      <w:pPr>
+        <w:pStyle w:val="ListParagraph"/>
+        <w:ind w:left="1440"/>
+        <w:rPr>
+          <w:i/>
+          <w:iCs/>
+        </w:rPr>
+      </w:pPr>
+      <w:r>
+        <w:rPr>
+          <w:i/>
+          <w:iCs/>
+        </w:rPr>
+        <w:t>If date is out of range, error message “You cannot enter time for that date”</w:t>
+      </w:r>
+    </w:p>
+    <w:p>
+      <w:pPr>
+        <w:pStyle w:val="ListParagraph"/>
+        <w:numPr>
+          <w:ilvl w:val="2"/>
+          <w:numId w:val="2"/>
+        </w:numPr>
+      </w:pPr>
+      <w:r>
+        <w:t>Time entry</w:t>
+      </w:r>
+    </w:p>
+    <w:p>
+      <w:pPr>
+        <w:pStyle w:val="ListParagraph"/>
+        <w:numPr>
+          <w:ilvl w:val="3"/>
+          <w:numId w:val="2"/>
+        </w:numPr>
+      </w:pPr>
+      <w:r>
+        <w:t>Enter hours worked field</w:t>
+      </w:r>
+    </w:p>
+    <w:p>
+      <w:pPr>
+        <w:pStyle w:val="ListParagraph"/>
+        <w:ind w:left="2880"/>
+      </w:pPr>
+      <w:r>
+        <w:rPr>
+          <w:i/>
+          <w:iCs/>
+        </w:rPr>
+        <w:t>Editable field for employee to enter total number of hours worked for selected day</w:t>
+      </w:r>
+    </w:p>
+    <w:p>
+      <w:pPr>
+        <w:pStyle w:val="ListParagraph"/>
+        <w:numPr>
+          <w:ilvl w:val="3"/>
+          <w:numId w:val="2"/>
+        </w:numPr>
+      </w:pPr>
+      <w:r>
+        <w:t>Save hours</w:t>
+      </w:r>
+    </w:p>
+    <w:p>
+      <w:pPr>
+        <w:pStyle w:val="ListParagraph"/>
+        <w:ind w:left="2880"/>
+        <w:rPr>
+          <w:i/>
+          <w:iCs/>
+        </w:rPr>
+      </w:pPr>
+      <w:r>
+        <w:rPr>
+          <w:i/>
+          <w:iCs/>
+        </w:rPr>
+        <w:t>Add hours to list in employee object</w:t>
+      </w:r>
+    </w:p>
+    <w:p>
+      <w:pPr>
+        <w:pStyle w:val="ListParagraph"/>
+        <w:numPr>
+          <w:ilvl w:val="3"/>
+          <w:numId w:val="2"/>
+        </w:numPr>
+      </w:pPr>
+      <w:r>
+        <w:t>Enter more hours</w:t>
+      </w:r>
+    </w:p>
+    <w:p>
+      <w:pPr>
+        <w:pStyle w:val="ListParagraph"/>
+        <w:ind w:left="2880"/>
+        <w:rPr>
+          <w:i/>
+          <w:iCs/>
+        </w:rPr>
+      </w:pPr>
+      <w:r>
+        <w:rPr>
+          <w:i/>
+          <w:iCs/>
+        </w:rPr>
+        <w:t>Return to Select Date screen to enter hours for a different day</w:t>
+      </w:r>
+    </w:p>
+    <w:p>
+      <w:pPr>
+        <w:pStyle w:val="ListParagraph"/>
+        <w:numPr>
+          <w:ilvl w:val="0"/>
+          <w:numId w:val="2"/>
+        </w:numPr>
+      </w:pPr>
+      <w:r>
+        <w:t>PTO</w:t>
+      </w:r>
+    </w:p>
+    <w:p>
+      <w:pPr>
+        <w:pStyle w:val="ListParagraph"/>
+        <w:numPr>
+          <w:ilvl w:val="1"/>
+          <w:numId w:val="2"/>
+        </w:numPr>
+      </w:pPr>
+      <w:r>
+        <w:t>Select date</w:t>
+      </w:r>
+    </w:p>
+    <w:p>
+      <w:pPr>
+        <w:pStyle w:val="ListParagraph"/>
+        <w:ind w:left="1440"/>
+        <w:rPr>
+          <w:i/>
+          <w:iCs/>
+        </w:rPr>
+      </w:pPr>
+      <w:r>
+        <w:rPr>
+          <w:i/>
+          <w:iCs/>
+        </w:rPr>
+        <w:t xml:space="preserve">If date is after last payroll close date open </w:t>
+      </w:r>
+      <w:r>
+        <w:rPr>
+          <w:i/>
+          <w:iCs/>
+        </w:rPr>
+        <w:t>PTO</w:t>
+      </w:r>
+      <w:r>
+        <w:rPr>
+          <w:i/>
+          <w:iCs/>
+        </w:rPr>
+        <w:t xml:space="preserve"> entry form</w:t>
+      </w:r>
+    </w:p>
+    <w:p>
+      <w:pPr>
+        <w:pStyle w:val="ListParagraph"/>
+        <w:ind w:left="1440"/>
+        <w:rPr>
+          <w:i/>
+          <w:iCs/>
+        </w:rPr>
+      </w:pPr>
+      <w:r>
+        <w:rPr>
+          <w:i/>
+          <w:iCs/>
+        </w:rPr>
+        <w:t>If date is out of range, error message “You cannot enter time for that date”</w:t>
+      </w:r>
+    </w:p>
+    <w:p>
+      <w:pPr>
+        <w:pStyle w:val="ListParagraph"/>
+        <w:numPr>
+          <w:ilvl w:val="2"/>
+          <w:numId w:val="2"/>
+        </w:numPr>
+      </w:pPr>
+      <w:r>
+        <w:t>PTO</w:t>
+      </w:r>
+      <w:r>
+        <w:t xml:space="preserve"> entry</w:t>
+      </w:r>
+    </w:p>
+    <w:p>
+      <w:pPr>
+        <w:pStyle w:val="ListParagraph"/>
+        <w:numPr>
+          <w:ilvl w:val="3"/>
+          <w:numId w:val="2"/>
+        </w:numPr>
+      </w:pPr>
+      <w:r>
+        <w:t>Enter hours worked field</w:t>
+      </w:r>
+    </w:p>
+    <w:p>
+      <w:pPr>
+        <w:pStyle w:val="ListParagraph"/>
+        <w:ind w:left="2880"/>
+      </w:pPr>
+      <w:r>
+        <w:rPr>
+          <w:i/>
+          <w:iCs/>
+        </w:rPr>
+        <w:t>Editable field for employee to enter total number of hours worked for selected day</w:t>
+      </w:r>
+    </w:p>
+    <w:p>
+      <w:pPr>
+        <w:pStyle w:val="ListParagraph"/>
+        <w:numPr>
+          <w:ilvl w:val="3"/>
+          <w:numId w:val="2"/>
+        </w:numPr>
+      </w:pPr>
+      <w:r>
+        <w:t>Save hours</w:t>
+      </w:r>
+    </w:p>
+    <w:p>
+      <w:pPr>
+        <w:pStyle w:val="ListParagraph"/>
+        <w:ind w:left="2880"/>
+        <w:rPr>
+          <w:i/>
+          <w:iCs/>
+        </w:rPr>
+      </w:pPr>
+      <w:r>
+        <w:rPr>
+          <w:i/>
+          <w:iCs/>
+        </w:rPr>
+        <w:t>Add hours to list in employee object</w:t>
+      </w:r>
+    </w:p>
+    <w:p>
+      <w:pPr>
+        <w:pStyle w:val="ListParagraph"/>
+        <w:numPr>
+          <w:ilvl w:val="3"/>
+          <w:numId w:val="2"/>
+        </w:numPr>
+      </w:pPr>
+      <w:r>
+        <w:t>Enter more hours</w:t>
+      </w:r>
+    </w:p>
+    <w:p>
+      <w:pPr>
+        <w:pStyle w:val="ListParagraph"/>
+        <w:ind w:left="2880"/>
+        <w:rPr>
+          <w:i/>
+          <w:iCs/>
+        </w:rPr>
+      </w:pPr>
+      <w:r>
+        <w:rPr>
+          <w:i/>
+          <w:iCs/>
+        </w:rPr>
+        <w:t>Return to Select Date screen to enter hours for a different day</w:t>
+      </w:r>
+    </w:p>
+    <w:p>
+      <w:pPr>
+        <w:pStyle w:val="ListParagraph"/>
+        <w:numPr>
+          <w:ilvl w:val="0"/>
+          <w:numId w:val="2"/>
+        </w:numPr>
+      </w:pPr>
+      <w:r>
         <w:lastRenderedPageBreak/>
-        <w:t>            address1</w:t>
-      </w:r>
-      <w:r>
-        <w:rPr>
-          <w:b/>
-          <w:bCs/>
-        </w:rPr>
-        <w:t xml:space="preserve"> = text entry</w:t>
-      </w:r>
-      <w:r>
-        <w:rPr>
-          <w:b/>
-          <w:bCs/>
-        </w:rPr>
-        <w:t>,</w:t>
-      </w:r>
-    </w:p>
-    <w:p>
-      <w:pPr>
-        <w:spacing w:after="0" w:line="240" w:lineRule="auto"/>
-        <w:rPr>
-          <w:b/>
-          <w:bCs/>
-        </w:rPr>
-      </w:pPr>
-      <w:r>
-        <w:rPr>
-          <w:b/>
-          <w:bCs/>
-        </w:rPr>
-        <w:t>            address2</w:t>
-      </w:r>
-      <w:r>
-        <w:rPr>
-          <w:b/>
-          <w:bCs/>
-        </w:rPr>
-        <w:t xml:space="preserve"> = text entry</w:t>
-      </w:r>
-    </w:p>
-    <w:p>
-      <w:pPr>
-        <w:spacing w:after="0" w:line="240" w:lineRule="auto"/>
-        <w:rPr>
-          <w:b/>
-          <w:bCs/>
-        </w:rPr>
-      </w:pPr>
-      <w:r>
-        <w:rPr>
-          <w:b/>
-          <w:bCs/>
-        </w:rPr>
-        <w:t>            city</w:t>
-      </w:r>
-      <w:r>
-        <w:rPr>
-          <w:b/>
-          <w:bCs/>
-        </w:rPr>
-        <w:t xml:space="preserve"> = text entry</w:t>
-      </w:r>
-    </w:p>
-    <w:p>
-      <w:pPr>
-        <w:spacing w:after="0" w:line="240" w:lineRule="auto"/>
-        <w:rPr>
-          <w:b/>
-          <w:bCs/>
-        </w:rPr>
-      </w:pPr>
-      <w:r>
-        <w:rPr>
-          <w:b/>
-          <w:bCs/>
-        </w:rPr>
-        <w:t>            state</w:t>
-      </w:r>
-      <w:r>
-        <w:rPr>
-          <w:b/>
-          <w:bCs/>
-        </w:rPr>
-        <w:t xml:space="preserve"> = text entry or selector</w:t>
-      </w:r>
-    </w:p>
-    <w:p>
-      <w:pPr>
-        <w:spacing w:after="0" w:line="240" w:lineRule="auto"/>
-        <w:rPr>
-          <w:b/>
-          <w:bCs/>
-        </w:rPr>
-      </w:pPr>
-      <w:r>
-        <w:rPr>
-          <w:b/>
-          <w:bCs/>
-        </w:rPr>
-        <w:t>            zip</w:t>
-      </w:r>
-      <w:r>
-        <w:rPr>
-          <w:b/>
-          <w:bCs/>
-        </w:rPr>
-        <w:t xml:space="preserve"> = text entry</w:t>
-      </w:r>
-    </w:p>
-    <w:p>
-      <w:pPr>
-        <w:spacing w:after="0" w:line="240" w:lineRule="auto"/>
-      </w:pPr>
-      <w:r>
-        <w:t xml:space="preserve">            </w:t>
-      </w:r>
-      <w:r>
-        <w:t>hire date = calendar picker</w:t>
-      </w:r>
-    </w:p>
-    <w:p>
-      <w:pPr>
-        <w:spacing w:after="0" w:line="240" w:lineRule="auto"/>
-      </w:pPr>
-      <w:r>
-        <w:t>            medicalCoverageType</w:t>
-      </w:r>
-      <w:r>
-        <w:t xml:space="preserve"> = drop down or checkbox</w:t>
-      </w:r>
-    </w:p>
-    <w:p>
-      <w:pPr>
-        <w:spacing w:after="0" w:line="240" w:lineRule="auto"/>
-      </w:pPr>
-      <w:r>
-        <w:t>            dependents</w:t>
-      </w:r>
-      <w:r>
-        <w:t xml:space="preserve"> number entry</w:t>
-      </w:r>
-    </w:p>
-    <w:p>
-      <w:pPr>
-        <w:spacing w:after="0" w:line="240" w:lineRule="auto"/>
-      </w:pPr>
-      <w:r>
-        <w:t>            basePay</w:t>
-      </w:r>
-      <w:r>
-        <w:t xml:space="preserve"> = number entry</w:t>
-      </w:r>
-    </w:p>
-    <w:p>
-      <w:pPr>
-        <w:spacing w:after="0" w:line="240" w:lineRule="auto"/>
-      </w:pPr>
+        <w:t>Payroll calculator</w:t>
+      </w:r>
+    </w:p>
+    <w:p>
+      <w:pPr>
+        <w:pStyle w:val="ListParagraph"/>
+        <w:rPr>
+          <w:i/>
+          <w:iCs/>
+        </w:rPr>
+      </w:pPr>
+      <w:r>
+        <w:rPr>
+          <w:i/>
+          <w:iCs/>
+        </w:rPr>
+        <w:t>Find current pay week</w:t>
+      </w:r>
+    </w:p>
+    <w:p>
+      <w:pPr>
+        <w:pStyle w:val="ListParagraph"/>
+        <w:rPr>
+          <w:i/>
+          <w:iCs/>
+        </w:rPr>
+      </w:pPr>
+      <w:r>
+        <w:rPr>
+          <w:i/>
+          <w:iCs/>
+        </w:rPr>
+        <w:t xml:space="preserve">Complete </w:t>
+      </w:r>
+      <w:r>
+        <w:rPr>
+          <w:i/>
+          <w:iCs/>
+        </w:rPr>
+        <w:t xml:space="preserve">and output </w:t>
+      </w:r>
+      <w:r>
+        <w:rPr>
+          <w:i/>
+          <w:iCs/>
+        </w:rPr>
+        <w:t>payroll calculations</w:t>
+      </w:r>
+    </w:p>
+    <w:p>
+      <w:pPr>
+        <w:pStyle w:val="ListParagraph"/>
+        <w:rPr>
+          <w:i/>
+          <w:iCs/>
+        </w:rPr>
+      </w:pPr>
+      <w:r>
+        <w:rPr>
+          <w:i/>
+          <w:iCs/>
+        </w:rPr>
+        <w:t>Output disclaimer that these are estimates</w:t>
+      </w:r>
     </w:p>
     <w:sectPr>
       <w:pgSz w:w="12240" w:h="15840"/>
@@ -1355,15 +1675,128 @@
 <file path=word/numbering.xml><?xml version="1.0" encoding="utf-8"?>
 <w:numbering xmlns:wpc="http://schemas.microsoft.com/office/word/2010/wordprocessingCanvas" xmlns:cx="http://schemas.microsoft.com/office/drawing/2014/chartex" xmlns:cx1="http://schemas.microsoft.com/office/drawing/2015/9/8/chartex" xmlns:cx2="http://schemas.microsoft.com/office/drawing/2015/10/21/chartex" xmlns:cx3="http://schemas.microsoft.com/office/drawing/2016/5/9/chartex" xmlns:cx4="http://schemas.microsoft.com/office/drawing/2016/5/10/chartex" xmlns:cx5="http://schemas.microsoft.com/office/drawing/2016/5/11/chartex" xmlns:cx6="http://schemas.microsoft.com/office/drawing/2016/5/12/chartex" xmlns:cx7="http://schemas.microsoft.com/office/drawing/2016/5/13/chartex" xmlns:cx8="http://schemas.microsoft.com/office/drawing/2016/5/14/chartex" xmlns:mc="http://schemas.openxmlformats.org/markup-compatibility/2006" xmlns:aink="http://schemas.microsoft.com/office/drawing/2016/ink" xmlns:am3d="http://schemas.microsoft.com/office/drawing/2017/model3d" xmlns:o="urn:schemas-microsoft-com:office:office" xmlns:oel="http://schemas.microsoft.com/office/2019/extlst" xmlns:r="http://schemas.openxmlformats.org/officeDocument/2006/relationships" xmlns:m="http://schemas.openxmlformats.org/officeDocument/2006/math" xmlns:v="urn:schemas-microsoft-com:vml" xmlns:wp14="http://schemas.microsoft.com/office/word/2010/wordprocessingDrawing" xmlns:wp="http://schemas.openxmlformats.org/drawingml/2006/wordprocessingDrawing" xmlns:w10="urn:schemas-microsoft-com:office:word" xmlns:w="http://schemas.openxmlformats.org/wordprocessingml/2006/main" xmlns:w14="http://schemas.microsoft.com/office/word/2010/wordml" xmlns:w15="http://schemas.microsoft.com/office/word/2012/wordml" xmlns:w16cex="http://schemas.microsoft.com/office/word/2018/wordml/cex" xmlns:w16cid="http://schemas.microsoft.com/office/word/2016/wordml/cid" xmlns:w16="http://schemas.microsoft.com/office/word/2018/wordml" xmlns:w16du="http://schemas.microsoft.com/office/word/2023/wordml/word16du" xmlns:w16sdtdh="http://schemas.microsoft.com/office/word/2020/wordml/sdtdatahash" xmlns:w16sdtfl="http://schemas.microsoft.com/office/word/2024/wordml/sdtformatlock" xmlns:w16se="http://schemas.microsoft.com/office/word/2015/wordml/symex" xmlns:wpg="http://schemas.microsoft.com/office/word/2010/wordprocessingGroup" xmlns:wpi="http://schemas.microsoft.com/office/word/2010/wordprocessingInk" xmlns:wne="http://schemas.microsoft.com/office/word/2006/wordml" xmlns:wps="http://schemas.microsoft.com/office/word/2010/wordprocessingShape" mc:Ignorable="w14 w15 w16se w16cid w16 w16cex w16sdtdh w16sdtfl w16du wp14">
   <w:abstractNum w:abstractNumId="0" w15:restartNumberingAfterBreak="0">
-    <w:nsid w:val="408F76A3"/>
+    <w:nsid w:val="30C827BB"/>
     <w:multiLevelType w:val="hybridMultilevel"/>
-    <w:tmpl w:val="889C3EDA"/>
+    <w:tmpl w:val="53B2312A"/>
+    <w:lvl w:ilvl="0" w:tplc="5BDA10CA">
+      <w:numFmt w:val="bullet"/>
+      <w:lvlText w:val=""/>
+      <w:lvlJc w:val="left"/>
+      <w:pPr>
+        <w:ind w:left="720" w:hanging="360"/>
+      </w:pPr>
+      <w:rPr>
+        <w:rFonts w:ascii="Symbol" w:eastAsiaTheme="minorHAnsi" w:hAnsi="Symbol" w:cstheme="minorBidi" w:hint="default"/>
+        <w:b w:val="0"/>
+      </w:rPr>
+    </w:lvl>
+    <w:lvl w:ilvl="1" w:tplc="04090003">
+      <w:start w:val="1"/>
+      <w:numFmt w:val="bullet"/>
+      <w:lvlText w:val="o"/>
+      <w:lvlJc w:val="left"/>
+      <w:pPr>
+        <w:ind w:left="1440" w:hanging="360"/>
+      </w:pPr>
+      <w:rPr>
+        <w:rFonts w:ascii="Courier New" w:hAnsi="Courier New" w:cs="Courier New" w:hint="default"/>
+      </w:rPr>
+    </w:lvl>
+    <w:lvl w:ilvl="2" w:tplc="04090005">
+      <w:start w:val="1"/>
+      <w:numFmt w:val="bullet"/>
+      <w:lvlText w:val=""/>
+      <w:lvlJc w:val="left"/>
+      <w:pPr>
+        <w:ind w:left="2160" w:hanging="360"/>
+      </w:pPr>
+      <w:rPr>
+        <w:rFonts w:ascii="Wingdings" w:hAnsi="Wingdings" w:hint="default"/>
+      </w:rPr>
+    </w:lvl>
+    <w:lvl w:ilvl="3" w:tplc="04090001">
+      <w:start w:val="1"/>
+      <w:numFmt w:val="bullet"/>
+      <w:lvlText w:val=""/>
+      <w:lvlJc w:val="left"/>
+      <w:pPr>
+        <w:ind w:left="2880" w:hanging="360"/>
+      </w:pPr>
+      <w:rPr>
+        <w:rFonts w:ascii="Symbol" w:hAnsi="Symbol" w:hint="default"/>
+      </w:rPr>
+    </w:lvl>
+    <w:lvl w:ilvl="4" w:tplc="04090003">
+      <w:start w:val="1"/>
+      <w:numFmt w:val="bullet"/>
+      <w:lvlText w:val="o"/>
+      <w:lvlJc w:val="left"/>
+      <w:pPr>
+        <w:ind w:left="3600" w:hanging="360"/>
+      </w:pPr>
+      <w:rPr>
+        <w:rFonts w:ascii="Courier New" w:hAnsi="Courier New" w:cs="Courier New" w:hint="default"/>
+      </w:rPr>
+    </w:lvl>
+    <w:lvl w:ilvl="5" w:tplc="04090005" w:tentative="1">
+      <w:start w:val="1"/>
+      <w:numFmt w:val="bullet"/>
+      <w:lvlText w:val=""/>
+      <w:lvlJc w:val="left"/>
+      <w:pPr>
+        <w:ind w:left="4320" w:hanging="360"/>
+      </w:pPr>
+      <w:rPr>
+        <w:rFonts w:ascii="Wingdings" w:hAnsi="Wingdings" w:hint="default"/>
+      </w:rPr>
+    </w:lvl>
+    <w:lvl w:ilvl="6" w:tplc="04090001" w:tentative="1">
+      <w:start w:val="1"/>
+      <w:numFmt w:val="bullet"/>
+      <w:lvlText w:val=""/>
+      <w:lvlJc w:val="left"/>
+      <w:pPr>
+        <w:ind w:left="5040" w:hanging="360"/>
+      </w:pPr>
+      <w:rPr>
+        <w:rFonts w:ascii="Symbol" w:hAnsi="Symbol" w:hint="default"/>
+      </w:rPr>
+    </w:lvl>
+    <w:lvl w:ilvl="7" w:tplc="04090003" w:tentative="1">
+      <w:start w:val="1"/>
+      <w:numFmt w:val="bullet"/>
+      <w:lvlText w:val="o"/>
+      <w:lvlJc w:val="left"/>
+      <w:pPr>
+        <w:ind w:left="5760" w:hanging="360"/>
+      </w:pPr>
+      <w:rPr>
+        <w:rFonts w:ascii="Courier New" w:hAnsi="Courier New" w:cs="Courier New" w:hint="default"/>
+      </w:rPr>
+    </w:lvl>
+    <w:lvl w:ilvl="8" w:tplc="04090005" w:tentative="1">
+      <w:start w:val="1"/>
+      <w:numFmt w:val="bullet"/>
+      <w:lvlText w:val=""/>
+      <w:lvlJc w:val="left"/>
+      <w:pPr>
+        <w:ind w:left="6480" w:hanging="360"/>
+      </w:pPr>
+      <w:rPr>
+        <w:rFonts w:ascii="Wingdings" w:hAnsi="Wingdings" w:hint="default"/>
+      </w:rPr>
+    </w:lvl>
+  </w:abstractNum>
+  <w:abstractNum w:abstractNumId="1" w15:restartNumberingAfterBreak="0">
+    <w:nsid w:val="3D8608A2"/>
+    <w:multiLevelType w:val="hybridMultilevel"/>
+    <w:tmpl w:val="9A86994E"/>
     <w:lvl w:ilvl="0" w:tplc="687CED2E">
       <w:numFmt w:val="bullet"/>
       <w:lvlText w:val=""/>
       <w:lvlJc w:val="left"/>
       <w:pPr>
-        <w:ind w:left="720" w:hanging="360"/>
+        <w:ind w:left="3240" w:hanging="360"/>
       </w:pPr>
       <w:rPr>
         <w:rFonts w:ascii="Symbol" w:eastAsiaTheme="minorHAnsi" w:hAnsi="Symbol" w:cstheme="minorBidi" w:hint="default"/>
@@ -1375,7 +1808,7 @@
       <w:lvlText w:val="o"/>
       <w:lvlJc w:val="left"/>
       <w:pPr>
-        <w:ind w:left="1440" w:hanging="360"/>
+        <w:ind w:left="3960" w:hanging="360"/>
       </w:pPr>
       <w:rPr>
         <w:rFonts w:ascii="Courier New" w:hAnsi="Courier New" w:cs="Courier New" w:hint="default"/>
@@ -1387,6 +1820,118 @@
       <w:lvlText w:val=""/>
       <w:lvlJc w:val="left"/>
       <w:pPr>
+        <w:ind w:left="4680" w:hanging="360"/>
+      </w:pPr>
+      <w:rPr>
+        <w:rFonts w:ascii="Wingdings" w:hAnsi="Wingdings" w:hint="default"/>
+      </w:rPr>
+    </w:lvl>
+    <w:lvl w:ilvl="3" w:tplc="04090001">
+      <w:start w:val="1"/>
+      <w:numFmt w:val="bullet"/>
+      <w:lvlText w:val=""/>
+      <w:lvlJc w:val="left"/>
+      <w:pPr>
+        <w:ind w:left="5400" w:hanging="360"/>
+      </w:pPr>
+      <w:rPr>
+        <w:rFonts w:ascii="Symbol" w:hAnsi="Symbol" w:hint="default"/>
+      </w:rPr>
+    </w:lvl>
+    <w:lvl w:ilvl="4" w:tplc="04090003" w:tentative="1">
+      <w:start w:val="1"/>
+      <w:numFmt w:val="bullet"/>
+      <w:lvlText w:val="o"/>
+      <w:lvlJc w:val="left"/>
+      <w:pPr>
+        <w:ind w:left="6120" w:hanging="360"/>
+      </w:pPr>
+      <w:rPr>
+        <w:rFonts w:ascii="Courier New" w:hAnsi="Courier New" w:cs="Courier New" w:hint="default"/>
+      </w:rPr>
+    </w:lvl>
+    <w:lvl w:ilvl="5" w:tplc="04090005" w:tentative="1">
+      <w:start w:val="1"/>
+      <w:numFmt w:val="bullet"/>
+      <w:lvlText w:val=""/>
+      <w:lvlJc w:val="left"/>
+      <w:pPr>
+        <w:ind w:left="6840" w:hanging="360"/>
+      </w:pPr>
+      <w:rPr>
+        <w:rFonts w:ascii="Wingdings" w:hAnsi="Wingdings" w:hint="default"/>
+      </w:rPr>
+    </w:lvl>
+    <w:lvl w:ilvl="6" w:tplc="04090001" w:tentative="1">
+      <w:start w:val="1"/>
+      <w:numFmt w:val="bullet"/>
+      <w:lvlText w:val=""/>
+      <w:lvlJc w:val="left"/>
+      <w:pPr>
+        <w:ind w:left="7560" w:hanging="360"/>
+      </w:pPr>
+      <w:rPr>
+        <w:rFonts w:ascii="Symbol" w:hAnsi="Symbol" w:hint="default"/>
+      </w:rPr>
+    </w:lvl>
+    <w:lvl w:ilvl="7" w:tplc="04090003" w:tentative="1">
+      <w:start w:val="1"/>
+      <w:numFmt w:val="bullet"/>
+      <w:lvlText w:val="o"/>
+      <w:lvlJc w:val="left"/>
+      <w:pPr>
+        <w:ind w:left="8280" w:hanging="360"/>
+      </w:pPr>
+      <w:rPr>
+        <w:rFonts w:ascii="Courier New" w:hAnsi="Courier New" w:cs="Courier New" w:hint="default"/>
+      </w:rPr>
+    </w:lvl>
+    <w:lvl w:ilvl="8" w:tplc="04090005" w:tentative="1">
+      <w:start w:val="1"/>
+      <w:numFmt w:val="bullet"/>
+      <w:lvlText w:val=""/>
+      <w:lvlJc w:val="left"/>
+      <w:pPr>
+        <w:ind w:left="9000" w:hanging="360"/>
+      </w:pPr>
+      <w:rPr>
+        <w:rFonts w:ascii="Wingdings" w:hAnsi="Wingdings" w:hint="default"/>
+      </w:rPr>
+    </w:lvl>
+  </w:abstractNum>
+  <w:abstractNum w:abstractNumId="2" w15:restartNumberingAfterBreak="0">
+    <w:nsid w:val="408F76A3"/>
+    <w:multiLevelType w:val="hybridMultilevel"/>
+    <w:tmpl w:val="889C3EDA"/>
+    <w:lvl w:ilvl="0" w:tplc="687CED2E">
+      <w:numFmt w:val="bullet"/>
+      <w:lvlText w:val=""/>
+      <w:lvlJc w:val="left"/>
+      <w:pPr>
+        <w:ind w:left="720" w:hanging="360"/>
+      </w:pPr>
+      <w:rPr>
+        <w:rFonts w:ascii="Symbol" w:eastAsiaTheme="minorHAnsi" w:hAnsi="Symbol" w:cstheme="minorBidi" w:hint="default"/>
+      </w:rPr>
+    </w:lvl>
+    <w:lvl w:ilvl="1" w:tplc="04090003" w:tentative="1">
+      <w:start w:val="1"/>
+      <w:numFmt w:val="bullet"/>
+      <w:lvlText w:val="o"/>
+      <w:lvlJc w:val="left"/>
+      <w:pPr>
+        <w:ind w:left="1440" w:hanging="360"/>
+      </w:pPr>
+      <w:rPr>
+        <w:rFonts w:ascii="Courier New" w:hAnsi="Courier New" w:cs="Courier New" w:hint="default"/>
+      </w:rPr>
+    </w:lvl>
+    <w:lvl w:ilvl="2" w:tplc="04090005" w:tentative="1">
+      <w:start w:val="1"/>
+      <w:numFmt w:val="bullet"/>
+      <w:lvlText w:val=""/>
+      <w:lvlJc w:val="left"/>
+      <w:pPr>
         <w:ind w:left="2160" w:hanging="360"/>
       </w:pPr>
       <w:rPr>
@@ -1467,7 +2012,13 @@
     </w:lvl>
   </w:abstractNum>
   <w:num w:numId="1" w16cid:durableId="159778587">
+    <w:abstractNumId w:val="2"/>
+  </w:num>
+  <w:num w:numId="2" w16cid:durableId="986787119">
     <w:abstractNumId w:val="0"/>
+  </w:num>
+  <w:num w:numId="3" w16cid:durableId="1413356560">
+    <w:abstractNumId w:val="1"/>
   </w:num>
 </w:numbering>
 </file>
@@ -2075,6 +2626,7 @@
   <w:style w:type="character" w:default="1" w:styleId="DefaultParagraphFont">
     <w:name w:val="Default Paragraph Font"/>
     <w:uiPriority w:val="1"/>
+    <w:semiHidden/>
     <w:unhideWhenUsed/>
   </w:style>
   <w:style w:type="table" w:default="1" w:styleId="TableNormal">
